--- a/klagomål/A 54269-2025 FSC-klagomål.docx
+++ b/klagomål/A 54269-2025 FSC-klagomål.docx
@@ -704,7 +704,7 @@
     <w:r>
       <w:tab/>
       <w:tab/>
-      <w:t>2025-11-04</w:t>
+      <w:t>2025-11-05</w:t>
       <w:br/>
       <w:br/>
     </w:r>

--- a/klagomål/A 54269-2025 FSC-klagomål.docx
+++ b/klagomål/A 54269-2025 FSC-klagomål.docx
@@ -704,7 +704,7 @@
     <w:r>
       <w:tab/>
       <w:tab/>
-      <w:t>2025-11-05</w:t>
+      <w:t>2025-11-06</w:t>
       <w:br/>
       <w:br/>
     </w:r>

--- a/klagomål/A 54269-2025 FSC-klagomål.docx
+++ b/klagomål/A 54269-2025 FSC-klagomål.docx
@@ -704,7 +704,7 @@
     <w:r>
       <w:tab/>
       <w:tab/>
-      <w:t>2025-11-06</w:t>
+      <w:t>2025-11-07</w:t>
       <w:br/>
       <w:br/>
     </w:r>

--- a/klagomål/A 54269-2025 FSC-klagomål.docx
+++ b/klagomål/A 54269-2025 FSC-klagomål.docx
@@ -704,7 +704,7 @@
     <w:r>
       <w:tab/>
       <w:tab/>
-      <w:t>2025-11-07</w:t>
+      <w:t>2025-11-08</w:t>
       <w:br/>
       <w:br/>
     </w:r>

--- a/klagomål/A 54269-2025 FSC-klagomål.docx
+++ b/klagomål/A 54269-2025 FSC-klagomål.docx
@@ -704,7 +704,7 @@
     <w:r>
       <w:tab/>
       <w:tab/>
-      <w:t>2025-11-08</w:t>
+      <w:t>2025-11-09</w:t>
       <w:br/>
       <w:br/>
     </w:r>

--- a/klagomål/A 54269-2025 FSC-klagomål.docx
+++ b/klagomål/A 54269-2025 FSC-klagomål.docx
@@ -704,7 +704,7 @@
     <w:r>
       <w:tab/>
       <w:tab/>
-      <w:t>2025-11-09</w:t>
+      <w:t>2025-11-10</w:t>
       <w:br/>
       <w:br/>
     </w:r>

--- a/klagomål/A 54269-2025 FSC-klagomål.docx
+++ b/klagomål/A 54269-2025 FSC-klagomål.docx
@@ -704,7 +704,7 @@
     <w:r>
       <w:tab/>
       <w:tab/>
-      <w:t>2025-11-10</w:t>
+      <w:t>2025-11-11</w:t>
       <w:br/>
       <w:br/>
     </w:r>

--- a/klagomål/A 54269-2025 FSC-klagomål.docx
+++ b/klagomål/A 54269-2025 FSC-klagomål.docx
@@ -704,7 +704,7 @@
     <w:r>
       <w:tab/>
       <w:tab/>
-      <w:t>2025-11-11</w:t>
+      <w:t>2025-11-12</w:t>
       <w:br/>
       <w:br/>
     </w:r>

--- a/klagomål/A 54269-2025 FSC-klagomål.docx
+++ b/klagomål/A 54269-2025 FSC-klagomål.docx
@@ -704,7 +704,7 @@
     <w:r>
       <w:tab/>
       <w:tab/>
-      <w:t>2025-11-12</w:t>
+      <w:t>2025-11-13</w:t>
       <w:br/>
       <w:br/>
     </w:r>

--- a/klagomål/A 54269-2025 FSC-klagomål.docx
+++ b/klagomål/A 54269-2025 FSC-klagomål.docx
@@ -704,7 +704,7 @@
     <w:r>
       <w:tab/>
       <w:tab/>
-      <w:t>2025-11-13</w:t>
+      <w:t>2025-11-14</w:t>
       <w:br/>
       <w:br/>
     </w:r>

--- a/klagomål/A 54269-2025 FSC-klagomål.docx
+++ b/klagomål/A 54269-2025 FSC-klagomål.docx
@@ -704,7 +704,7 @@
     <w:r>
       <w:tab/>
       <w:tab/>
-      <w:t>2025-11-14</w:t>
+      <w:t>2025-11-15</w:t>
       <w:br/>
       <w:br/>
     </w:r>

--- a/klagomål/A 54269-2025 FSC-klagomål.docx
+++ b/klagomål/A 54269-2025 FSC-klagomål.docx
@@ -704,7 +704,7 @@
     <w:r>
       <w:tab/>
       <w:tab/>
-      <w:t>2025-11-15</w:t>
+      <w:t>2025-11-20</w:t>
       <w:br/>
       <w:br/>
     </w:r>

--- a/klagomål/A 54269-2025 FSC-klagomål.docx
+++ b/klagomål/A 54269-2025 FSC-klagomål.docx
@@ -704,7 +704,7 @@
     <w:r>
       <w:tab/>
       <w:tab/>
-      <w:t>2025-11-20</w:t>
+      <w:t>2025-11-21</w:t>
       <w:br/>
       <w:br/>
     </w:r>

--- a/klagomål/A 54269-2025 FSC-klagomål.docx
+++ b/klagomål/A 54269-2025 FSC-klagomål.docx
@@ -704,7 +704,7 @@
     <w:r>
       <w:tab/>
       <w:tab/>
-      <w:t>2025-11-21</w:t>
+      <w:t>2025-11-22</w:t>
       <w:br/>
       <w:br/>
     </w:r>

--- a/klagomål/A 54269-2025 FSC-klagomål.docx
+++ b/klagomål/A 54269-2025 FSC-klagomål.docx
@@ -704,7 +704,7 @@
     <w:r>
       <w:tab/>
       <w:tab/>
-      <w:t>2025-11-22</w:t>
+      <w:t>2025-11-23</w:t>
       <w:br/>
       <w:br/>
     </w:r>

--- a/klagomål/A 54269-2025 FSC-klagomål.docx
+++ b/klagomål/A 54269-2025 FSC-klagomål.docx
@@ -704,7 +704,7 @@
     <w:r>
       <w:tab/>
       <w:tab/>
-      <w:t>2025-11-23</w:t>
+      <w:t>2025-11-24</w:t>
       <w:br/>
       <w:br/>
     </w:r>

--- a/klagomål/A 54269-2025 FSC-klagomål.docx
+++ b/klagomål/A 54269-2025 FSC-klagomål.docx
@@ -704,7 +704,7 @@
     <w:r>
       <w:tab/>
       <w:tab/>
-      <w:t>2025-11-24</w:t>
+      <w:t>2025-11-25</w:t>
       <w:br/>
       <w:br/>
     </w:r>

--- a/klagomål/A 54269-2025 FSC-klagomål.docx
+++ b/klagomål/A 54269-2025 FSC-klagomål.docx
@@ -704,7 +704,7 @@
     <w:r>
       <w:tab/>
       <w:tab/>
-      <w:t>2025-11-25</w:t>
+      <w:t>2025-11-26</w:t>
       <w:br/>
       <w:br/>
     </w:r>

--- a/klagomål/A 54269-2025 FSC-klagomål.docx
+++ b/klagomål/A 54269-2025 FSC-klagomål.docx
@@ -704,7 +704,7 @@
     <w:r>
       <w:tab/>
       <w:tab/>
-      <w:t>2025-11-26</w:t>
+      <w:t>2025-11-27</w:t>
       <w:br/>
       <w:br/>
     </w:r>

--- a/klagomål/A 54269-2025 FSC-klagomål.docx
+++ b/klagomål/A 54269-2025 FSC-klagomål.docx
@@ -704,7 +704,7 @@
     <w:r>
       <w:tab/>
       <w:tab/>
-      <w:t>2025-11-27</w:t>
+      <w:t>2025-11-28</w:t>
       <w:br/>
       <w:br/>
     </w:r>

--- a/klagomål/A 54269-2025 FSC-klagomål.docx
+++ b/klagomål/A 54269-2025 FSC-klagomål.docx
@@ -704,7 +704,7 @@
     <w:r>
       <w:tab/>
       <w:tab/>
-      <w:t>2025-11-28</w:t>
+      <w:t>2025-11-29</w:t>
       <w:br/>
       <w:br/>
     </w:r>

--- a/klagomål/A 54269-2025 FSC-klagomål.docx
+++ b/klagomål/A 54269-2025 FSC-klagomål.docx
@@ -704,7 +704,7 @@
     <w:r>
       <w:tab/>
       <w:tab/>
-      <w:t>2025-11-29</w:t>
+      <w:t>2025-11-30</w:t>
       <w:br/>
       <w:br/>
     </w:r>

--- a/klagomål/A 54269-2025 FSC-klagomål.docx
+++ b/klagomål/A 54269-2025 FSC-klagomål.docx
@@ -704,7 +704,7 @@
     <w:r>
       <w:tab/>
       <w:tab/>
-      <w:t>2025-11-30</w:t>
+      <w:t>2025-12-01</w:t>
       <w:br/>
       <w:br/>
     </w:r>

--- a/klagomål/A 54269-2025 FSC-klagomål.docx
+++ b/klagomål/A 54269-2025 FSC-klagomål.docx
@@ -704,7 +704,7 @@
     <w:r>
       <w:tab/>
       <w:tab/>
-      <w:t>2025-12-01</w:t>
+      <w:t>2025-12-02</w:t>
       <w:br/>
       <w:br/>
     </w:r>

--- a/klagomål/A 54269-2025 FSC-klagomål.docx
+++ b/klagomål/A 54269-2025 FSC-klagomål.docx
@@ -704,7 +704,7 @@
     <w:r>
       <w:tab/>
       <w:tab/>
-      <w:t>2025-12-02</w:t>
+      <w:t>2025-12-03</w:t>
       <w:br/>
       <w:br/>
     </w:r>

--- a/klagomål/A 54269-2025 FSC-klagomål.docx
+++ b/klagomål/A 54269-2025 FSC-klagomål.docx
@@ -704,7 +704,7 @@
     <w:r>
       <w:tab/>
       <w:tab/>
-      <w:t>2025-12-03</w:t>
+      <w:t>2025-12-04</w:t>
       <w:br/>
       <w:br/>
     </w:r>

--- a/klagomål/A 54269-2025 FSC-klagomål.docx
+++ b/klagomål/A 54269-2025 FSC-klagomål.docx
@@ -704,7 +704,7 @@
     <w:r>
       <w:tab/>
       <w:tab/>
-      <w:t>2025-12-04</w:t>
+      <w:t>2025-12-05</w:t>
       <w:br/>
       <w:br/>
     </w:r>

--- a/klagomål/A 54269-2025 FSC-klagomål.docx
+++ b/klagomål/A 54269-2025 FSC-klagomål.docx
@@ -704,7 +704,7 @@
     <w:r>
       <w:tab/>
       <w:tab/>
-      <w:t>2025-12-05</w:t>
+      <w:t>2025-12-06</w:t>
       <w:br/>
       <w:br/>
     </w:r>

--- a/klagomål/A 54269-2025 FSC-klagomål.docx
+++ b/klagomål/A 54269-2025 FSC-klagomål.docx
@@ -704,7 +704,7 @@
     <w:r>
       <w:tab/>
       <w:tab/>
-      <w:t>2025-12-06</w:t>
+      <w:t>2025-12-07</w:t>
       <w:br/>
       <w:br/>
     </w:r>

--- a/klagomål/A 54269-2025 FSC-klagomål.docx
+++ b/klagomål/A 54269-2025 FSC-klagomål.docx
@@ -704,7 +704,7 @@
     <w:r>
       <w:tab/>
       <w:tab/>
-      <w:t>2025-12-07</w:t>
+      <w:t>2025-12-08</w:t>
       <w:br/>
       <w:br/>
     </w:r>

--- a/klagomål/A 54269-2025 FSC-klagomål.docx
+++ b/klagomål/A 54269-2025 FSC-klagomål.docx
@@ -704,7 +704,7 @@
     <w:r>
       <w:tab/>
       <w:tab/>
-      <w:t>2025-12-08</w:t>
+      <w:t>2025-12-09</w:t>
       <w:br/>
       <w:br/>
     </w:r>

--- a/klagomål/A 54269-2025 FSC-klagomål.docx
+++ b/klagomål/A 54269-2025 FSC-klagomål.docx
@@ -704,7 +704,7 @@
     <w:r>
       <w:tab/>
       <w:tab/>
-      <w:t>2025-12-09</w:t>
+      <w:t>2025-12-10</w:t>
       <w:br/>
       <w:br/>
     </w:r>

--- a/klagomål/A 54269-2025 FSC-klagomål.docx
+++ b/klagomål/A 54269-2025 FSC-klagomål.docx
@@ -704,7 +704,7 @@
     <w:r>
       <w:tab/>
       <w:tab/>
-      <w:t>2025-12-10</w:t>
+      <w:t>2025-12-11</w:t>
       <w:br/>
       <w:br/>
     </w:r>

--- a/klagomål/A 54269-2025 FSC-klagomål.docx
+++ b/klagomål/A 54269-2025 FSC-klagomål.docx
@@ -704,7 +704,7 @@
     <w:r>
       <w:tab/>
       <w:tab/>
-      <w:t>2025-12-11</w:t>
+      <w:t>2025-12-12</w:t>
       <w:br/>
       <w:br/>
     </w:r>

--- a/klagomål/A 54269-2025 FSC-klagomål.docx
+++ b/klagomål/A 54269-2025 FSC-klagomål.docx
@@ -704,7 +704,7 @@
     <w:r>
       <w:tab/>
       <w:tab/>
-      <w:t>2025-12-12</w:t>
+      <w:t>2025-12-13</w:t>
       <w:br/>
       <w:br/>
     </w:r>

--- a/klagomål/A 54269-2025 FSC-klagomål.docx
+++ b/klagomål/A 54269-2025 FSC-klagomål.docx
@@ -704,7 +704,7 @@
     <w:r>
       <w:tab/>
       <w:tab/>
-      <w:t>2025-12-19</w:t>
+      <w:t>2025-12-20</w:t>
       <w:br/>
       <w:br/>
     </w:r>

--- a/klagomål/A 54269-2025 FSC-klagomål.docx
+++ b/klagomål/A 54269-2025 FSC-klagomål.docx
@@ -704,7 +704,7 @@
     <w:r>
       <w:tab/>
       <w:tab/>
-      <w:t>2025-12-20</w:t>
+      <w:t>2025-12-21</w:t>
       <w:br/>
       <w:br/>
     </w:r>

--- a/klagomål/A 54269-2025 FSC-klagomål.docx
+++ b/klagomål/A 54269-2025 FSC-klagomål.docx
@@ -704,7 +704,7 @@
     <w:r>
       <w:tab/>
       <w:tab/>
-      <w:t>2025-12-21</w:t>
+      <w:t>2025-12-22</w:t>
       <w:br/>
       <w:br/>
     </w:r>

--- a/klagomål/A 54269-2025 FSC-klagomål.docx
+++ b/klagomål/A 54269-2025 FSC-klagomål.docx
@@ -704,7 +704,7 @@
     <w:r>
       <w:tab/>
       <w:tab/>
-      <w:t>2025-12-22</w:t>
+      <w:t>2025-12-26</w:t>
       <w:br/>
       <w:br/>
     </w:r>

--- a/klagomål/A 54269-2025 FSC-klagomål.docx
+++ b/klagomål/A 54269-2025 FSC-klagomål.docx
@@ -704,7 +704,7 @@
     <w:r>
       <w:tab/>
       <w:tab/>
-      <w:t>2026-01-03</w:t>
+      <w:t>2026-01-04</w:t>
       <w:br/>
       <w:br/>
     </w:r>

--- a/klagomål/A 54269-2025 FSC-klagomål.docx
+++ b/klagomål/A 54269-2025 FSC-klagomål.docx
@@ -704,7 +704,7 @@
     <w:r>
       <w:tab/>
       <w:tab/>
-      <w:t>2026-01-07</w:t>
+      <w:t>2026-01-08</w:t>
       <w:br/>
       <w:br/>
     </w:r>

--- a/klagomål/A 54269-2025 FSC-klagomål.docx
+++ b/klagomål/A 54269-2025 FSC-klagomål.docx
@@ -704,7 +704,7 @@
     <w:r>
       <w:tab/>
       <w:tab/>
-      <w:t>2026-01-08</w:t>
+      <w:t>2026-01-09</w:t>
       <w:br/>
       <w:br/>
     </w:r>

--- a/klagomål/A 54269-2025 FSC-klagomål.docx
+++ b/klagomål/A 54269-2025 FSC-klagomål.docx
@@ -704,7 +704,7 @@
     <w:r>
       <w:tab/>
       <w:tab/>
-      <w:t>2026-01-09</w:t>
+      <w:t>2026-01-10</w:t>
       <w:br/>
       <w:br/>
     </w:r>

--- a/klagomål/A 54269-2025 FSC-klagomål.docx
+++ b/klagomål/A 54269-2025 FSC-klagomål.docx
@@ -704,7 +704,7 @@
     <w:r>
       <w:tab/>
       <w:tab/>
-      <w:t>2026-01-10</w:t>
+      <w:t>2026-01-11</w:t>
       <w:br/>
       <w:br/>
     </w:r>

--- a/klagomål/A 54269-2025 FSC-klagomål.docx
+++ b/klagomål/A 54269-2025 FSC-klagomål.docx
@@ -704,7 +704,7 @@
     <w:r>
       <w:tab/>
       <w:tab/>
-      <w:t>2026-01-11</w:t>
+      <w:t>2026-01-12</w:t>
       <w:br/>
       <w:br/>
     </w:r>

--- a/klagomål/A 54269-2025 FSC-klagomål.docx
+++ b/klagomål/A 54269-2025 FSC-klagomål.docx
@@ -704,7 +704,7 @@
     <w:r>
       <w:tab/>
       <w:tab/>
-      <w:t>2026-01-12</w:t>
+      <w:t>2026-01-13</w:t>
       <w:br/>
       <w:br/>
     </w:r>

--- a/klagomål/A 54269-2025 FSC-klagomål.docx
+++ b/klagomål/A 54269-2025 FSC-klagomål.docx
@@ -704,7 +704,7 @@
     <w:r>
       <w:tab/>
       <w:tab/>
-      <w:t>2026-01-13</w:t>
+      <w:t>2026-01-14</w:t>
       <w:br/>
       <w:br/>
     </w:r>

--- a/klagomål/A 54269-2025 FSC-klagomål.docx
+++ b/klagomål/A 54269-2025 FSC-klagomål.docx
@@ -704,7 +704,7 @@
     <w:r>
       <w:tab/>
       <w:tab/>
-      <w:t>2026-01-14</w:t>
+      <w:t>2026-01-15</w:t>
       <w:br/>
       <w:br/>
     </w:r>

--- a/klagomål/A 54269-2025 FSC-klagomål.docx
+++ b/klagomål/A 54269-2025 FSC-klagomål.docx
@@ -704,7 +704,7 @@
     <w:r>
       <w:tab/>
       <w:tab/>
-      <w:t>2026-01-15</w:t>
+      <w:t>2026-01-16</w:t>
       <w:br/>
       <w:br/>
     </w:r>

--- a/klagomål/A 54269-2025 FSC-klagomål.docx
+++ b/klagomål/A 54269-2025 FSC-klagomål.docx
@@ -704,7 +704,7 @@
     <w:r>
       <w:tab/>
       <w:tab/>
-      <w:t>2026-01-16</w:t>
+      <w:t>2026-01-17</w:t>
       <w:br/>
       <w:br/>
     </w:r>

--- a/klagomål/A 54269-2025 FSC-klagomål.docx
+++ b/klagomål/A 54269-2025 FSC-klagomål.docx
@@ -704,7 +704,7 @@
     <w:r>
       <w:tab/>
       <w:tab/>
-      <w:t>2026-01-17</w:t>
+      <w:t>2026-01-18</w:t>
       <w:br/>
       <w:br/>
     </w:r>

--- a/klagomål/A 54269-2025 FSC-klagomål.docx
+++ b/klagomål/A 54269-2025 FSC-klagomål.docx
@@ -704,7 +704,7 @@
     <w:r>
       <w:tab/>
       <w:tab/>
-      <w:t>2026-01-18</w:t>
+      <w:t>2026-01-19</w:t>
       <w:br/>
       <w:br/>
     </w:r>

--- a/klagomål/A 54269-2025 FSC-klagomål.docx
+++ b/klagomål/A 54269-2025 FSC-klagomål.docx
@@ -704,7 +704,7 @@
     <w:r>
       <w:tab/>
       <w:tab/>
-      <w:t>2026-01-19</w:t>
+      <w:t>2026-01-20</w:t>
       <w:br/>
       <w:br/>
     </w:r>

--- a/klagomål/A 54269-2025 FSC-klagomål.docx
+++ b/klagomål/A 54269-2025 FSC-klagomål.docx
@@ -704,7 +704,7 @@
     <w:r>
       <w:tab/>
       <w:tab/>
-      <w:t>2026-01-20</w:t>
+      <w:t>2026-01-21</w:t>
       <w:br/>
       <w:br/>
     </w:r>

--- a/klagomål/A 54269-2025 FSC-klagomål.docx
+++ b/klagomål/A 54269-2025 FSC-klagomål.docx
@@ -704,7 +704,7 @@
     <w:r>
       <w:tab/>
       <w:tab/>
-      <w:t>2026-01-21</w:t>
+      <w:t>2026-01-23</w:t>
       <w:br/>
       <w:br/>
     </w:r>

--- a/klagomål/A 54269-2025 FSC-klagomål.docx
+++ b/klagomål/A 54269-2025 FSC-klagomål.docx
@@ -704,7 +704,7 @@
     <w:r>
       <w:tab/>
       <w:tab/>
-      <w:t>2026-01-23</w:t>
+      <w:t>2026-01-24</w:t>
       <w:br/>
       <w:br/>
     </w:r>

--- a/klagomål/A 54269-2025 FSC-klagomål.docx
+++ b/klagomål/A 54269-2025 FSC-klagomål.docx
@@ -704,7 +704,7 @@
     <w:r>
       <w:tab/>
       <w:tab/>
-      <w:t>2026-01-24</w:t>
+      <w:t>2026-01-25</w:t>
       <w:br/>
       <w:br/>
     </w:r>

--- a/klagomål/A 54269-2025 FSC-klagomål.docx
+++ b/klagomål/A 54269-2025 FSC-klagomål.docx
@@ -704,7 +704,7 @@
     <w:r>
       <w:tab/>
       <w:tab/>
-      <w:t>2026-01-25</w:t>
+      <w:t>2026-01-26</w:t>
       <w:br/>
       <w:br/>
     </w:r>

--- a/klagomål/A 54269-2025 FSC-klagomål.docx
+++ b/klagomål/A 54269-2025 FSC-klagomål.docx
@@ -704,7 +704,7 @@
     <w:r>
       <w:tab/>
       <w:tab/>
-      <w:t>2026-01-26</w:t>
+      <w:t>2026-01-27</w:t>
       <w:br/>
       <w:br/>
     </w:r>

--- a/klagomål/A 54269-2025 FSC-klagomål.docx
+++ b/klagomål/A 54269-2025 FSC-klagomål.docx
@@ -704,7 +704,7 @@
     <w:r>
       <w:tab/>
       <w:tab/>
-      <w:t>2026-01-27</w:t>
+      <w:t>2026-01-28</w:t>
       <w:br/>
       <w:br/>
     </w:r>

--- a/klagomål/A 54269-2025 FSC-klagomål.docx
+++ b/klagomål/A 54269-2025 FSC-klagomål.docx
@@ -112,7 +112,7 @@
         <w:pStyle w:val="ListBullet"/>
       </w:pPr>
       <w:r>
-        <w:t>Om ett ombud (tex Norra skog eller Mellanskog) avverkningsanmäler en skog med naturvärden motsvarande nyckelbiotops kvalité men markägaren inte är FSC certifierad, bör du skicka in ett FSC kontrollerat virke klagomål. Då ska klagomålet skickas till ombudsföretaget.</w:t>
+        <w:t>Om ett ombud (tex Norra skog eller Mellanskog) avverkningsanmäler en skog med naturvärden motsvarande nyckelbiotops kvalitet men markägaren inte är FSC certifierad, bör du skicka in ett FSC kontrollerat virke klagomål. Då ska klagomålet skickas till ombudsföretaget.</w:t>
       </w:r>
     </w:p>
     <w:p>
@@ -254,7 +254,16 @@
         <w:t>Gammelgransskål (NT)</w:t>
       </w:r>
       <w:r>
-        <w:t xml:space="preserve"> är en liten skålsvamp som växer på gamla granar med skrovlig bark. Typiska växtplatser är gransumpskog i myrkanter, bäckdråg, bäckraviner och skuggiga bergssluttningar, men också skog på torrare mark kan hysa arten om beståndet har stark naturskogskaraktär. Bestånd med arten bör behandlas som nyckelbiotoper och sparas vid en slutavverkning. Även gallring bör undvikas (SLU Artdatabanken, 2024; Nitare &amp; Skogsstyrelsen, 2019).</w:t>
+        <w:t xml:space="preserve"> är en liten skålsvamp som växer på gamla granar med skrovlig bark. Typiska växtplatser är gransumpskog i myrkanter, bäckdråg, bäckraviner och skuggiga bergssluttningar, men också skog på torrare mark kan hysa arten om beståndet har stark naturskogskaraktär. Bestånd med arten bör behandlas som nyckelbiotoper och sparas vid en slutavverkning. Även gallring bör undvikas. Gammelgransskål är typisk art för </w:t>
+      </w:r>
+      <w:r>
+        <w:rPr>
+          <w:i/>
+        </w:rPr>
+        <w:t>9010 Taiga</w:t>
+      </w:r>
+      <w:r>
+        <w:t xml:space="preserve"> (SLU Artdatabanken, 2024; Nitare &amp; Skogsstyrelsen, 2019).</w:t>
       </w:r>
     </w:p>
     <w:p>
@@ -276,7 +285,25 @@
         <w:t>Stjärntagging (NT)</w:t>
       </w:r>
       <w:r>
-        <w:t xml:space="preserve"> signalerar inom hela sitt utbredningsområde höga naturvärden. Svampen är uttorkningskänslig och beroende av ett oförändrat fuktigt mikroklimat. Den är även beroende av en ständig tillgång på död ved i olika nedbrytningsstadier, dock ej nödvändigtvis grova träd. Tidigare påverkan på miljön måste dock ha varit så skonsam att det naturliga skogsekosystemet till stora delar har bevarats. Minskningstakten för den svenska populationen bedöms vara nära gränsvärdet för Sårbar (VU) (SLU Artdatabanken, 2024; Nitare &amp; Skogsstyrelsen, 2019).</w:t>
+        <w:t xml:space="preserve"> signalerar inom hela sitt utbredningsområde höga naturvärden. Svampen är uttorkningskänslig och beroende av ett oförändrat fuktigt mikroklimat. Den är även beroende av en ständig tillgång på död ved i olika nedbrytningsstadier, dock ej nödvändigtvis grova träd. Tidigare påverkan på miljön måste dock ha varit så skonsam att det naturliga skogsekosystemet till stora delar har bevarats. Minskningstakten för den svenska populationen bedöms vara nära gränsvärdet för Sårbar (VU). Stjärntagging är typisk art för </w:t>
+      </w:r>
+      <w:r>
+        <w:rPr>
+          <w:i/>
+        </w:rPr>
+        <w:t xml:space="preserve">9010 Taiga, 9050 Näringsrik granskog </w:t>
+      </w:r>
+      <w:r>
+        <w:t xml:space="preserve">och </w:t>
+      </w:r>
+      <w:r>
+        <w:rPr>
+          <w:i/>
+        </w:rPr>
+        <w:t>9030 Landhöjningsskog</w:t>
+      </w:r>
+      <w:r>
+        <w:t xml:space="preserve"> (SLU Artdatabanken, 2024; Nitare &amp; Skogsstyrelsen, 2019).</w:t>
       </w:r>
     </w:p>
     <w:p>
@@ -287,7 +314,16 @@
         <w:t>Stuplav</w:t>
       </w:r>
       <w:r>
-        <w:t xml:space="preserve"> är en mycket bra signalart i hela sitt utbredningsområde och förekommer nästan enbart i skogsmiljöer med höga naturvärden. Den indikerar långvarig förekomst av gamla lövträd och miljöer med konstant hög luftfuktighet. I skogar med suboceaniskt klimat finns det en mycket sällsynt parasit, njurlavsknapp </w:t>
+        <w:t xml:space="preserve"> är en mycket bra signalart i hela sitt utbredningsområde och förekommer nästan enbart i skogsmiljöer med höga naturvärden. Den indikerar långvarig förekomst av gamla lövträd och miljöer med konstant hög luftfuktighet. Stuplav är typisk art för </w:t>
+      </w:r>
+      <w:r>
+        <w:rPr>
+          <w:i/>
+        </w:rPr>
+        <w:t>9010 Taiga</w:t>
+      </w:r>
+      <w:r>
+        <w:t xml:space="preserve">. I skogar med suboceaniskt klimat finns det en mycket sällsynt parasit, njurlavsknapp </w:t>
       </w:r>
       <w:r>
         <w:rPr>
@@ -297,6 +333,55 @@
       </w:r>
       <w:r>
         <w:t xml:space="preserve"> (EN), som växer på stuplav (SLU Artdatabanken, 2024; Nitare &amp; Skogsstyrelsen, 2019).</w:t>
+      </w:r>
+    </w:p>
+    <w:p>
+      <w:r>
+        <w:rPr>
+          <w:b/>
+        </w:rPr>
+        <w:t xml:space="preserve">Trådticka </w:t>
+      </w:r>
+      <w:r>
+        <w:t xml:space="preserve">är knuten till grova granar i rikare ofta fuktiga miljöer. Den återfinns på både levande och döda träd samt stubbar och nyligen fallna träd. Karaktärsart för äldre fuktiga granskogsbiotoper, och i stor mängd är den en bra signalart för miljöer med andra rödlistade arter. Trådticka är typisk art för </w:t>
+      </w:r>
+      <w:r>
+        <w:rPr>
+          <w:i/>
+        </w:rPr>
+        <w:t xml:space="preserve">9010 Taiga </w:t>
+      </w:r>
+      <w:r>
+        <w:t xml:space="preserve">och </w:t>
+      </w:r>
+      <w:r>
+        <w:rPr>
+          <w:i/>
+        </w:rPr>
+        <w:t xml:space="preserve">9050 Näringsrik granskog </w:t>
+      </w:r>
+      <w:r>
+        <w:t>(SLU Artdatabanken, 2025).</w:t>
+      </w:r>
+    </w:p>
+    <w:p>
+      <w:r>
+        <w:rPr>
+          <w:b/>
+        </w:rPr>
+        <w:t xml:space="preserve">Vedticka </w:t>
+      </w:r>
+      <w:r>
+        <w:t xml:space="preserve">är en bra signalart söder om den naturliga norrlandsgränsen. Den är huvudsakligen knuten till äldre barrskogar där det föreligger långvarig kontinuitet av död barrved. Vedticka är typisk art för </w:t>
+      </w:r>
+      <w:r>
+        <w:rPr>
+          <w:i/>
+        </w:rPr>
+        <w:t xml:space="preserve">9010 Taiga </w:t>
+      </w:r>
+      <w:r>
+        <w:t>(Nitare &amp; Skogsstyrelsen, 2019; SLU Artdatabanken, 2025).</w:t>
       </w:r>
     </w:p>
     <w:p>
@@ -704,7 +789,7 @@
     <w:r>
       <w:tab/>
       <w:tab/>
-      <w:t>2026-01-28</w:t>
+      <w:t>2026-01-29</w:t>
       <w:br/>
       <w:br/>
     </w:r>

--- a/klagomål/A 54269-2025 FSC-klagomål.docx
+++ b/klagomål/A 54269-2025 FSC-klagomål.docx
@@ -789,7 +789,7 @@
     <w:r>
       <w:tab/>
       <w:tab/>
-      <w:t>2026-01-29</w:t>
+      <w:t>2026-01-30</w:t>
       <w:br/>
       <w:br/>
     </w:r>

--- a/klagomål/A 54269-2025 FSC-klagomål.docx
+++ b/klagomål/A 54269-2025 FSC-klagomål.docx
@@ -789,7 +789,7 @@
     <w:r>
       <w:tab/>
       <w:tab/>
-      <w:t>2026-01-30</w:t>
+      <w:t>2026-01-31</w:t>
       <w:br/>
       <w:br/>
     </w:r>

--- a/klagomål/A 54269-2025 FSC-klagomål.docx
+++ b/klagomål/A 54269-2025 FSC-klagomål.docx
@@ -843,7 +843,7 @@
     <w:r>
       <w:tab/>
       <w:tab/>
-      <w:t>2026-06-15</w:t>
+      <w:t>2026-06-16</w:t>
       <w:br/>
       <w:br/>
     </w:r>

--- a/klagomål/A 54269-2025 FSC-klagomål.docx
+++ b/klagomål/A 54269-2025 FSC-klagomål.docx
@@ -843,7 +843,7 @@
     <w:r>
       <w:tab/>
       <w:tab/>
-      <w:t>2026-06-16</w:t>
+      <w:t>2026-06-17</w:t>
       <w:br/>
       <w:br/>
     </w:r>

--- a/klagomål/A 54269-2025 FSC-klagomål.docx
+++ b/klagomål/A 54269-2025 FSC-klagomål.docx
@@ -1,6 +1,6 @@
 
 <file path=word/document.xml><?xml version="1.0" encoding="utf-8"?>
-<w:document xmlns:wpc="http://schemas.microsoft.com/office/word/2010/wordprocessingCanvas" xmlns:cx="http://schemas.microsoft.com/office/drawing/2014/chartex" xmlns:cx1="http://schemas.microsoft.com/office/drawing/2015/9/8/chartex" xmlns:cx2="http://schemas.microsoft.com/office/drawing/2015/10/21/chartex" xmlns:cx3="http://schemas.microsoft.com/office/drawing/2016/5/9/chartex" xmlns:cx4="http://schemas.microsoft.com/office/drawing/2016/5/10/chartex" xmlns:cx5="http://schemas.microsoft.com/office/drawing/2016/5/11/chartex" xmlns:cx6="http://schemas.microsoft.com/office/drawing/2016/5/12/chartex" xmlns:cx7="http://schemas.microsoft.com/office/drawing/2016/5/13/chartex" xmlns:cx8="http://schemas.microsoft.com/office/drawing/2016/5/14/chartex" xmlns:mc="http://schemas.openxmlformats.org/markup-compatibility/2006" xmlns:aink="http://schemas.microsoft.com/office/drawing/2016/ink" xmlns:am3d="http://schemas.microsoft.com/office/drawing/2017/model3d" xmlns:o="urn:schemas-microsoft-com:office:office" xmlns:oel="http://schemas.microsoft.com/office/2019/extlst" xmlns:r="http://schemas.openxmlformats.org/officeDocument/2006/relationships" xmlns:m="http://schemas.openxmlformats.org/officeDocument/2006/math" xmlns:v="urn:schemas-microsoft-com:vml" xmlns:wp14="http://schemas.microsoft.com/office/word/2010/wordprocessingDrawing" xmlns:wp="http://schemas.openxmlformats.org/drawingml/2006/wordprocessingDrawing" xmlns:w10="urn:schemas-microsoft-com:office:word" xmlns:w="http://schemas.openxmlformats.org/wordprocessingml/2006/main" xmlns:w14="http://schemas.microsoft.com/office/word/2010/wordml" xmlns:w15="http://schemas.microsoft.com/office/word/2012/wordml" xmlns:w16cex="http://schemas.microsoft.com/office/word/2018/wordml/cex" xmlns:w16cid="http://schemas.microsoft.com/office/word/2016/wordml/cid" xmlns:w16="http://schemas.microsoft.com/office/word/2018/wordml" xmlns:w16sdtdh="http://schemas.microsoft.com/office/word/2020/wordml/sdtdatahash" xmlns:w16se="http://schemas.microsoft.com/office/word/2015/wordml/symex" xmlns:wpg="http://schemas.microsoft.com/office/word/2010/wordprocessingGroup" xmlns:wpi="http://schemas.microsoft.com/office/word/2010/wordprocessingInk" xmlns:wne="http://schemas.microsoft.com/office/word/2006/wordml" xmlns:wps="http://schemas.microsoft.com/office/word/2010/wordprocessingShape" mc:Ignorable="w14 w15 w16se w16cid w16 w16cex w16sdtdh wp14">
+<w:document xmlns:wpc="http://schemas.microsoft.com/office/word/2010/wordprocessingCanvas" xmlns:cx="http://schemas.microsoft.com/office/drawing/2014/chartex" xmlns:cx1="http://schemas.microsoft.com/office/drawing/2015/9/8/chartex" xmlns:cx2="http://schemas.microsoft.com/office/drawing/2015/10/21/chartex" xmlns:cx3="http://schemas.microsoft.com/office/drawing/2016/5/9/chartex" xmlns:cx4="http://schemas.microsoft.com/office/drawing/2016/5/10/chartex" xmlns:cx5="http://schemas.microsoft.com/office/drawing/2016/5/11/chartex" xmlns:cx6="http://schemas.microsoft.com/office/drawing/2016/5/12/chartex" xmlns:cx7="http://schemas.microsoft.com/office/drawing/2016/5/13/chartex" xmlns:cx8="http://schemas.microsoft.com/office/drawing/2016/5/14/chartex" xmlns:mc="http://schemas.openxmlformats.org/markup-compatibility/2006" xmlns:aink="http://schemas.microsoft.com/office/drawing/2016/ink" xmlns:am3d="http://schemas.microsoft.com/office/drawing/2017/model3d" xmlns:o="urn:schemas-microsoft-com:office:office" xmlns:oel="http://schemas.microsoft.com/office/2019/extlst" xmlns:r="http://schemas.openxmlformats.org/officeDocument/2006/relationships" xmlns:m="http://schemas.openxmlformats.org/officeDocument/2006/math" xmlns:v="urn:schemas-microsoft-com:vml" xmlns:wp14="http://schemas.microsoft.com/office/word/2010/wordprocessingDrawing" xmlns:wp="http://schemas.openxmlformats.org/drawingml/2006/wordprocessingDrawing" xmlns:w10="urn:schemas-microsoft-com:office:word" xmlns:w="http://schemas.openxmlformats.org/wordprocessingml/2006/main" xmlns:w14="http://schemas.microsoft.com/office/word/2010/wordml" xmlns:w15="http://schemas.microsoft.com/office/word/2012/wordml" xmlns:w16cex="http://schemas.microsoft.com/office/word/2018/wordml/cex" xmlns:w16cid="http://schemas.microsoft.com/office/word/2016/wordml/cid" xmlns:w16="http://schemas.microsoft.com/office/word/2018/wordml" xmlns:w16du="http://schemas.microsoft.com/office/word/2023/wordml/word16du" xmlns:w16sdtdh="http://schemas.microsoft.com/office/word/2020/wordml/sdtdatahash" xmlns:w16sdtfl="http://schemas.microsoft.com/office/word/2024/wordml/sdtformatlock" xmlns:w16se="http://schemas.microsoft.com/office/word/2015/wordml/symex" xmlns:wpg="http://schemas.microsoft.com/office/word/2010/wordprocessingGroup" xmlns:wpi="http://schemas.microsoft.com/office/word/2010/wordprocessingInk" xmlns:wne="http://schemas.microsoft.com/office/word/2006/wordml" xmlns:wps="http://schemas.microsoft.com/office/word/2010/wordprocessingShape" mc:Ignorable="w14 w15 w16se w16cid w16 w16cex w16sdtdh w16sdtfl w16du wp14">
   <w:body>
     <w:p>
       <w:r>
@@ -168,7 +168,7 @@
     </w:p>
     <w:p>
       <w:r>
-        <w:t>Detta dokument behandlar höga naturvärden i avverkningsanmälan A 54269-2025 i Strömsunds kommun. Denna avverkningsanmälan inkom 2025-11-03 16:15:42 och omfattar 4,8 ha.</w:t>
+        <w:t>Detta dokument behandlar höga naturvärden i avverkningsanmälan A 54269-2025 i Strömsunds kommun som inkom 2025-11-03 och omfattar 4,8 ha.</w:t>
       </w:r>
     </w:p>
     <w:p>
@@ -191,12 +191,15 @@
     </w:p>
     <w:p>
       <w:r>
-        <w:t>I avverkningsanmälan har följande 6 naturvårdsarter hittats: gammelgransskål (NT), granticka (NT), stjärntagging (NT), stuplav (S), trådticka (S) och vedticka (S). Av dessa är 3 rödlistade. För rödlistade arter har rödlistekategorin angivits inom parentes. Arter som är signalarter enligt Skogsstyrelsen har markerats med (S).</w:t>
+        <w:t>I avverkningsanmälan har följande 5 naturvårdsarter hittats: gammelgransskål (NT, T), stjärntagging (NT, T), stuplav (S, T), trådticka (S, T) och vedticka (S, T). Av dessa är 2 rödlistade. För rödlistade arter har rödlistekategorin angivits inom parentes. Arter som är signalarter enligt Skogsstyrelsen har markerats med (S). Typiska arter inom Natura 2000 som är kopplade till skogsekosystem har markerats med (T).</w:t>
       </w:r>
     </w:p>
     <w:p>
       <w:r>
-        <w:t>De påträffade naturvårdsarterna är ett tydligt kvitto på att detta rör sig om en skog med höga naturvärden. I Figur 1 visas en karta över det avverkningsanmälda området, där samtliga fyndplatser för naturvårdsarter som finns registrerade på Artportalen har markerats.</w:t>
+        <w:t>De påträffade naturvårdsarterna är ett tydligt kvitto på att det rör sig om en skog med höga naturvärden.</w:t>
+      </w:r>
+      <w:r>
+        <w:t xml:space="preserve"> I Figur 1 visas fyndplatser för naturvårdsarter i området, som finns registrerade på Artportalen.</w:t>
       </w:r>
     </w:p>
     <w:p>
@@ -206,7 +209,7 @@
       <w:r>
         <w:drawing>
           <wp:inline xmlns:a="http://schemas.openxmlformats.org/drawingml/2006/main" xmlns:pic="http://schemas.openxmlformats.org/drawingml/2006/picture">
-            <wp:extent cx="5486400" cy="2282961"/>
+            <wp:extent cx="5486400" cy="2971329"/>
             <wp:docPr id="1" name="Picture 1"/>
             <wp:cNvGraphicFramePr>
               <a:graphicFrameLocks noChangeAspect="1"/>
@@ -227,7 +230,7 @@
                   <pic:spPr>
                     <a:xfrm>
                       <a:off x="0" y="0"/>
-                      <a:ext cx="5486400" cy="2282961"/>
+                      <a:ext cx="5486400" cy="2971329"/>
                     </a:xfrm>
                     <a:prstGeom prst="rect"/>
                   </pic:spPr>
@@ -241,9 +244,10 @@
     <w:p>
       <w:pPr>
         <w:pStyle w:val="Caption"/>
+        <w:spacing w:after="240"/>
       </w:pPr>
       <w:r>
-        <w:t>Figur 1. Fyndplatser för naturvårdsarter i det avverkningsanmälda området (röd linje). Markörer utan svart kant är placerade på fyndplatsen. Markörer med svart kant är placerade vid sidan av fyndplatsen och har ett svart streck som visar fyndplatsens exakta position. Kartans mittpunktskoordinat är N 7130787, E 548235 i SWEREF 99 TM.</w:t>
+        <w:t>Figur 1. Fyndplatser för naturvårdsarter i avverkningsanmälan (röd linje). Markörer utan svart kant är placerade på fyndplatsen. Markörer med svart kant är placerade vid sidan av fyndplatsen och har ett svart streck som visar fyndplatsens exakta position. Kartans mittpunktskoordinat är N 7130787, E 548235 i SWEREF 99 TM.</w:t>
       </w:r>
     </w:p>
     <w:p>
@@ -264,44 +268,6 @@
       </w:r>
       <w:r>
         <w:t xml:space="preserve"> (SLU Artdatabanken, 2024; Nitare &amp; Skogsstyrelsen, 2019).</w:t>
-      </w:r>
-    </w:p>
-    <w:p>
-      <w:r>
-        <w:rPr>
-          <w:b/>
-        </w:rPr>
-        <w:t>Granticka</w:t>
-      </w:r>
-      <w:r>
-        <w:t xml:space="preserve"> förekommer främst i äldre skogar med naturskogskaraktär, liksom i dimensionsavverkade och plockhuggna skogar. I äldre grannaturskog i norra Sverige är den alltjämt en förhållandevis vanlig karaktärsart, medan den längre söderut blir allt mer sällsynt. I Götaland och delar av Svealand är den en god signalart för skyddsvärda granskogsmiljöer. Arten bedöms ha minskat starkt under senare år på grund av skogsavverkningar, då den framför allt växer i äldre granskog med långvarig grankontinuitet. I urskogsliknande bestånd i norra Sverige kan ibland påträffas den mycket sällsynta tickan grantickeporing (VU), som lever på döda grantickor. Det som tidigare inbegripit grantickan har visat sig röra sig om två arter; tajgagranticka </w:t>
-      </w:r>
-      <w:r>
-        <w:rPr>
-          <w:i/>
-        </w:rPr>
-        <w:t>Porodaedalea abietis</w:t>
-      </w:r>
-      <w:r>
-        <w:t xml:space="preserve"> (LC) och </w:t>
-      </w:r>
-      <w:r>
-        <w:rPr>
-          <w:i/>
-        </w:rPr>
-        <w:t>Porodaedalea chrysoloma</w:t>
-      </w:r>
-      <w:r>
-        <w:t xml:space="preserve"> (DD). Den nordligare arten, tajgagranticka, bildar större fruktkroppar och har sin främsta förekomst i norra Sverige, medan den mer tunnköttiga arten, </w:t>
-      </w:r>
-      <w:r>
-        <w:rPr>
-          <w:i/>
-        </w:rPr>
-        <w:t>P. chrysoloma</w:t>
-      </w:r>
-      <w:r>
-        <w:t>, förekommer i sydöstra Sverige och på Gotland (SLU Artdatabanken, 2026; Nitare &amp; Skogsstyrelsen, 2019).</w:t>
       </w:r>
     </w:p>
     <w:p>
@@ -528,7 +494,7 @@
         <w:rPr>
           <w:i/>
         </w:rPr>
-        <w:t>I det avverkningsanmälda skogsområdet har 6 naturvårdsarter varav 3 rödlistade arter sina livsmiljöer och växtplatser.</w:t>
+        <w:t>I det avverkningsanmälda skogsområdet har 5 naturvårdsarter varav 2 rödlistade arter sina livsmiljöer och växtplatser.</w:t>
       </w:r>
     </w:p>
     <w:p>
@@ -733,7 +699,7 @@
 </file>
 
 <file path=word/endnotes.xml><?xml version="1.0" encoding="utf-8"?>
-<w:endnotes xmlns:wpc="http://schemas.microsoft.com/office/word/2010/wordprocessingCanvas" xmlns:cx="http://schemas.microsoft.com/office/drawing/2014/chartex" xmlns:cx1="http://schemas.microsoft.com/office/drawing/2015/9/8/chartex" xmlns:cx2="http://schemas.microsoft.com/office/drawing/2015/10/21/chartex" xmlns:cx3="http://schemas.microsoft.com/office/drawing/2016/5/9/chartex" xmlns:cx4="http://schemas.microsoft.com/office/drawing/2016/5/10/chartex" xmlns:cx5="http://schemas.microsoft.com/office/drawing/2016/5/11/chartex" xmlns:cx6="http://schemas.microsoft.com/office/drawing/2016/5/12/chartex" xmlns:cx7="http://schemas.microsoft.com/office/drawing/2016/5/13/chartex" xmlns:cx8="http://schemas.microsoft.com/office/drawing/2016/5/14/chartex" xmlns:mc="http://schemas.openxmlformats.org/markup-compatibility/2006" xmlns:aink="http://schemas.microsoft.com/office/drawing/2016/ink" xmlns:am3d="http://schemas.microsoft.com/office/drawing/2017/model3d" xmlns:o="urn:schemas-microsoft-com:office:office" xmlns:oel="http://schemas.microsoft.com/office/2019/extlst" xmlns:r="http://schemas.openxmlformats.org/officeDocument/2006/relationships" xmlns:m="http://schemas.openxmlformats.org/officeDocument/2006/math" xmlns:v="urn:schemas-microsoft-com:vml" xmlns:wp14="http://schemas.microsoft.com/office/word/2010/wordprocessingDrawing" xmlns:wp="http://schemas.openxmlformats.org/drawingml/2006/wordprocessingDrawing" xmlns:w10="urn:schemas-microsoft-com:office:word" xmlns:w="http://schemas.openxmlformats.org/wordprocessingml/2006/main" xmlns:w14="http://schemas.microsoft.com/office/word/2010/wordml" xmlns:w15="http://schemas.microsoft.com/office/word/2012/wordml" xmlns:w16cex="http://schemas.microsoft.com/office/word/2018/wordml/cex" xmlns:w16cid="http://schemas.microsoft.com/office/word/2016/wordml/cid" xmlns:w16="http://schemas.microsoft.com/office/word/2018/wordml" xmlns:w16sdtdh="http://schemas.microsoft.com/office/word/2020/wordml/sdtdatahash" xmlns:w16se="http://schemas.microsoft.com/office/word/2015/wordml/symex" xmlns:wpg="http://schemas.microsoft.com/office/word/2010/wordprocessingGroup" xmlns:wpi="http://schemas.microsoft.com/office/word/2010/wordprocessingInk" xmlns:wne="http://schemas.microsoft.com/office/word/2006/wordml" xmlns:wps="http://schemas.microsoft.com/office/word/2010/wordprocessingShape" mc:Ignorable="w14 w15 w16se w16cid w16 w16cex w16sdtdh wp14">
+<w:endnotes xmlns:wpc="http://schemas.microsoft.com/office/word/2010/wordprocessingCanvas" xmlns:cx="http://schemas.microsoft.com/office/drawing/2014/chartex" xmlns:cx1="http://schemas.microsoft.com/office/drawing/2015/9/8/chartex" xmlns:cx2="http://schemas.microsoft.com/office/drawing/2015/10/21/chartex" xmlns:cx3="http://schemas.microsoft.com/office/drawing/2016/5/9/chartex" xmlns:cx4="http://schemas.microsoft.com/office/drawing/2016/5/10/chartex" xmlns:cx5="http://schemas.microsoft.com/office/drawing/2016/5/11/chartex" xmlns:cx6="http://schemas.microsoft.com/office/drawing/2016/5/12/chartex" xmlns:cx7="http://schemas.microsoft.com/office/drawing/2016/5/13/chartex" xmlns:cx8="http://schemas.microsoft.com/office/drawing/2016/5/14/chartex" xmlns:mc="http://schemas.openxmlformats.org/markup-compatibility/2006" xmlns:aink="http://schemas.microsoft.com/office/drawing/2016/ink" xmlns:am3d="http://schemas.microsoft.com/office/drawing/2017/model3d" xmlns:o="urn:schemas-microsoft-com:office:office" xmlns:oel="http://schemas.microsoft.com/office/2019/extlst" xmlns:r="http://schemas.openxmlformats.org/officeDocument/2006/relationships" xmlns:m="http://schemas.openxmlformats.org/officeDocument/2006/math" xmlns:v="urn:schemas-microsoft-com:vml" xmlns:wp14="http://schemas.microsoft.com/office/word/2010/wordprocessingDrawing" xmlns:wp="http://schemas.openxmlformats.org/drawingml/2006/wordprocessingDrawing" xmlns:w10="urn:schemas-microsoft-com:office:word" xmlns:w="http://schemas.openxmlformats.org/wordprocessingml/2006/main" xmlns:w14="http://schemas.microsoft.com/office/word/2010/wordml" xmlns:w15="http://schemas.microsoft.com/office/word/2012/wordml" xmlns:w16cex="http://schemas.microsoft.com/office/word/2018/wordml/cex" xmlns:w16cid="http://schemas.microsoft.com/office/word/2016/wordml/cid" xmlns:w16="http://schemas.microsoft.com/office/word/2018/wordml" xmlns:w16du="http://schemas.microsoft.com/office/word/2023/wordml/word16du" xmlns:w16sdtdh="http://schemas.microsoft.com/office/word/2020/wordml/sdtdatahash" xmlns:w16sdtfl="http://schemas.microsoft.com/office/word/2024/wordml/sdtformatlock" xmlns:w16se="http://schemas.microsoft.com/office/word/2015/wordml/symex" xmlns:wpg="http://schemas.microsoft.com/office/word/2010/wordprocessingGroup" xmlns:wpi="http://schemas.microsoft.com/office/word/2010/wordprocessingInk" xmlns:wne="http://schemas.microsoft.com/office/word/2006/wordml" xmlns:wps="http://schemas.microsoft.com/office/word/2010/wordprocessingShape" mc:Ignorable="w14 w15 w16se w16cid w16 w16cex w16sdtdh w16sdtfl w16du wp14">
   <w:endnote w:type="separator" w:id="-1">
     <w:p>
       <w:pPr>
@@ -758,7 +724,7 @@
 </file>
 
 <file path=word/footer1.xml><?xml version="1.0" encoding="utf-8"?>
-<w:ftr xmlns:wpc="http://schemas.microsoft.com/office/word/2010/wordprocessingCanvas" xmlns:cx="http://schemas.microsoft.com/office/drawing/2014/chartex" xmlns:cx1="http://schemas.microsoft.com/office/drawing/2015/9/8/chartex" xmlns:cx2="http://schemas.microsoft.com/office/drawing/2015/10/21/chartex" xmlns:cx3="http://schemas.microsoft.com/office/drawing/2016/5/9/chartex" xmlns:cx4="http://schemas.microsoft.com/office/drawing/2016/5/10/chartex" xmlns:cx5="http://schemas.microsoft.com/office/drawing/2016/5/11/chartex" xmlns:cx6="http://schemas.microsoft.com/office/drawing/2016/5/12/chartex" xmlns:cx7="http://schemas.microsoft.com/office/drawing/2016/5/13/chartex" xmlns:cx8="http://schemas.microsoft.com/office/drawing/2016/5/14/chartex" xmlns:mc="http://schemas.openxmlformats.org/markup-compatibility/2006" xmlns:aink="http://schemas.microsoft.com/office/drawing/2016/ink" xmlns:am3d="http://schemas.microsoft.com/office/drawing/2017/model3d" xmlns:o="urn:schemas-microsoft-com:office:office" xmlns:oel="http://schemas.microsoft.com/office/2019/extlst" xmlns:r="http://schemas.openxmlformats.org/officeDocument/2006/relationships" xmlns:m="http://schemas.openxmlformats.org/officeDocument/2006/math" xmlns:v="urn:schemas-microsoft-com:vml" xmlns:wp14="http://schemas.microsoft.com/office/word/2010/wordprocessingDrawing" xmlns:wp="http://schemas.openxmlformats.org/drawingml/2006/wordprocessingDrawing" xmlns:w10="urn:schemas-microsoft-com:office:word" xmlns:w="http://schemas.openxmlformats.org/wordprocessingml/2006/main" xmlns:w14="http://schemas.microsoft.com/office/word/2010/wordml" xmlns:w15="http://schemas.microsoft.com/office/word/2012/wordml" xmlns:w16cex="http://schemas.microsoft.com/office/word/2018/wordml/cex" xmlns:w16cid="http://schemas.microsoft.com/office/word/2016/wordml/cid" xmlns:w16="http://schemas.microsoft.com/office/word/2018/wordml" xmlns:w16sdtdh="http://schemas.microsoft.com/office/word/2020/wordml/sdtdatahash" xmlns:w16se="http://schemas.microsoft.com/office/word/2015/wordml/symex" xmlns:wpg="http://schemas.microsoft.com/office/word/2010/wordprocessingGroup" xmlns:wpi="http://schemas.microsoft.com/office/word/2010/wordprocessingInk" xmlns:wne="http://schemas.microsoft.com/office/word/2006/wordml" xmlns:wps="http://schemas.microsoft.com/office/word/2010/wordprocessingShape" mc:Ignorable="w14 w15 w16se w16cid w16 w16cex w16sdtdh wp14">
+<w:ftr xmlns:wpc="http://schemas.microsoft.com/office/word/2010/wordprocessingCanvas" xmlns:cx="http://schemas.microsoft.com/office/drawing/2014/chartex" xmlns:cx1="http://schemas.microsoft.com/office/drawing/2015/9/8/chartex" xmlns:cx2="http://schemas.microsoft.com/office/drawing/2015/10/21/chartex" xmlns:cx3="http://schemas.microsoft.com/office/drawing/2016/5/9/chartex" xmlns:cx4="http://schemas.microsoft.com/office/drawing/2016/5/10/chartex" xmlns:cx5="http://schemas.microsoft.com/office/drawing/2016/5/11/chartex" xmlns:cx6="http://schemas.microsoft.com/office/drawing/2016/5/12/chartex" xmlns:cx7="http://schemas.microsoft.com/office/drawing/2016/5/13/chartex" xmlns:cx8="http://schemas.microsoft.com/office/drawing/2016/5/14/chartex" xmlns:mc="http://schemas.openxmlformats.org/markup-compatibility/2006" xmlns:aink="http://schemas.microsoft.com/office/drawing/2016/ink" xmlns:am3d="http://schemas.microsoft.com/office/drawing/2017/model3d" xmlns:o="urn:schemas-microsoft-com:office:office" xmlns:oel="http://schemas.microsoft.com/office/2019/extlst" xmlns:r="http://schemas.openxmlformats.org/officeDocument/2006/relationships" xmlns:m="http://schemas.openxmlformats.org/officeDocument/2006/math" xmlns:v="urn:schemas-microsoft-com:vml" xmlns:wp14="http://schemas.microsoft.com/office/word/2010/wordprocessingDrawing" xmlns:wp="http://schemas.openxmlformats.org/drawingml/2006/wordprocessingDrawing" xmlns:w10="urn:schemas-microsoft-com:office:word" xmlns:w="http://schemas.openxmlformats.org/wordprocessingml/2006/main" xmlns:w14="http://schemas.microsoft.com/office/word/2010/wordml" xmlns:w15="http://schemas.microsoft.com/office/word/2012/wordml" xmlns:w16cex="http://schemas.microsoft.com/office/word/2018/wordml/cex" xmlns:w16cid="http://schemas.microsoft.com/office/word/2016/wordml/cid" xmlns:w16="http://schemas.microsoft.com/office/word/2018/wordml" xmlns:w16du="http://schemas.microsoft.com/office/word/2023/wordml/word16du" xmlns:w16sdtdh="http://schemas.microsoft.com/office/word/2020/wordml/sdtdatahash" xmlns:w16sdtfl="http://schemas.microsoft.com/office/word/2024/wordml/sdtformatlock" xmlns:w16se="http://schemas.microsoft.com/office/word/2015/wordml/symex" xmlns:wpg="http://schemas.microsoft.com/office/word/2010/wordprocessingGroup" xmlns:wpi="http://schemas.microsoft.com/office/word/2010/wordprocessingInk" xmlns:wne="http://schemas.microsoft.com/office/word/2006/wordml" xmlns:wps="http://schemas.microsoft.com/office/word/2010/wordprocessingShape" mc:Ignorable="w14 w15 w16se w16cid w16 w16cex w16sdtdh w16sdtfl w16du wp14">
   <w:p>
     <w:pPr>
       <w:pStyle w:val="Footer"/>
@@ -768,7 +734,7 @@
 </file>
 
 <file path=word/footer2.xml><?xml version="1.0" encoding="utf-8"?>
-<w:ftr xmlns:wpc="http://schemas.microsoft.com/office/word/2010/wordprocessingCanvas" xmlns:cx="http://schemas.microsoft.com/office/drawing/2014/chartex" xmlns:cx1="http://schemas.microsoft.com/office/drawing/2015/9/8/chartex" xmlns:cx2="http://schemas.microsoft.com/office/drawing/2015/10/21/chartex" xmlns:cx3="http://schemas.microsoft.com/office/drawing/2016/5/9/chartex" xmlns:cx4="http://schemas.microsoft.com/office/drawing/2016/5/10/chartex" xmlns:cx5="http://schemas.microsoft.com/office/drawing/2016/5/11/chartex" xmlns:cx6="http://schemas.microsoft.com/office/drawing/2016/5/12/chartex" xmlns:cx7="http://schemas.microsoft.com/office/drawing/2016/5/13/chartex" xmlns:cx8="http://schemas.microsoft.com/office/drawing/2016/5/14/chartex" xmlns:mc="http://schemas.openxmlformats.org/markup-compatibility/2006" xmlns:aink="http://schemas.microsoft.com/office/drawing/2016/ink" xmlns:am3d="http://schemas.microsoft.com/office/drawing/2017/model3d" xmlns:o="urn:schemas-microsoft-com:office:office" xmlns:oel="http://schemas.microsoft.com/office/2019/extlst" xmlns:r="http://schemas.openxmlformats.org/officeDocument/2006/relationships" xmlns:m="http://schemas.openxmlformats.org/officeDocument/2006/math" xmlns:v="urn:schemas-microsoft-com:vml" xmlns:wp14="http://schemas.microsoft.com/office/word/2010/wordprocessingDrawing" xmlns:wp="http://schemas.openxmlformats.org/drawingml/2006/wordprocessingDrawing" xmlns:w10="urn:schemas-microsoft-com:office:word" xmlns:w="http://schemas.openxmlformats.org/wordprocessingml/2006/main" xmlns:w14="http://schemas.microsoft.com/office/word/2010/wordml" xmlns:w15="http://schemas.microsoft.com/office/word/2012/wordml" xmlns:w16cex="http://schemas.microsoft.com/office/word/2018/wordml/cex" xmlns:w16cid="http://schemas.microsoft.com/office/word/2016/wordml/cid" xmlns:w16="http://schemas.microsoft.com/office/word/2018/wordml" xmlns:w16sdtdh="http://schemas.microsoft.com/office/word/2020/wordml/sdtdatahash" xmlns:w16se="http://schemas.microsoft.com/office/word/2015/wordml/symex" xmlns:wpg="http://schemas.microsoft.com/office/word/2010/wordprocessingGroup" xmlns:wpi="http://schemas.microsoft.com/office/word/2010/wordprocessingInk" xmlns:wne="http://schemas.microsoft.com/office/word/2006/wordml" xmlns:wps="http://schemas.microsoft.com/office/word/2010/wordprocessingShape" mc:Ignorable="w14 w15 w16se w16cid w16 w16cex w16sdtdh wp14">
+<w:ftr xmlns:wpc="http://schemas.microsoft.com/office/word/2010/wordprocessingCanvas" xmlns:cx="http://schemas.microsoft.com/office/drawing/2014/chartex" xmlns:cx1="http://schemas.microsoft.com/office/drawing/2015/9/8/chartex" xmlns:cx2="http://schemas.microsoft.com/office/drawing/2015/10/21/chartex" xmlns:cx3="http://schemas.microsoft.com/office/drawing/2016/5/9/chartex" xmlns:cx4="http://schemas.microsoft.com/office/drawing/2016/5/10/chartex" xmlns:cx5="http://schemas.microsoft.com/office/drawing/2016/5/11/chartex" xmlns:cx6="http://schemas.microsoft.com/office/drawing/2016/5/12/chartex" xmlns:cx7="http://schemas.microsoft.com/office/drawing/2016/5/13/chartex" xmlns:cx8="http://schemas.microsoft.com/office/drawing/2016/5/14/chartex" xmlns:mc="http://schemas.openxmlformats.org/markup-compatibility/2006" xmlns:aink="http://schemas.microsoft.com/office/drawing/2016/ink" xmlns:am3d="http://schemas.microsoft.com/office/drawing/2017/model3d" xmlns:o="urn:schemas-microsoft-com:office:office" xmlns:oel="http://schemas.microsoft.com/office/2019/extlst" xmlns:r="http://schemas.openxmlformats.org/officeDocument/2006/relationships" xmlns:m="http://schemas.openxmlformats.org/officeDocument/2006/math" xmlns:v="urn:schemas-microsoft-com:vml" xmlns:wp14="http://schemas.microsoft.com/office/word/2010/wordprocessingDrawing" xmlns:wp="http://schemas.openxmlformats.org/drawingml/2006/wordprocessingDrawing" xmlns:w10="urn:schemas-microsoft-com:office:word" xmlns:w="http://schemas.openxmlformats.org/wordprocessingml/2006/main" xmlns:w14="http://schemas.microsoft.com/office/word/2010/wordml" xmlns:w15="http://schemas.microsoft.com/office/word/2012/wordml" xmlns:w16cex="http://schemas.microsoft.com/office/word/2018/wordml/cex" xmlns:w16cid="http://schemas.microsoft.com/office/word/2016/wordml/cid" xmlns:w16="http://schemas.microsoft.com/office/word/2018/wordml" xmlns:w16du="http://schemas.microsoft.com/office/word/2023/wordml/word16du" xmlns:w16sdtdh="http://schemas.microsoft.com/office/word/2020/wordml/sdtdatahash" xmlns:w16sdtfl="http://schemas.microsoft.com/office/word/2024/wordml/sdtformatlock" xmlns:w16se="http://schemas.microsoft.com/office/word/2015/wordml/symex" xmlns:wpg="http://schemas.microsoft.com/office/word/2010/wordprocessingGroup" xmlns:wpi="http://schemas.microsoft.com/office/word/2010/wordprocessingInk" xmlns:wne="http://schemas.microsoft.com/office/word/2006/wordml" xmlns:wps="http://schemas.microsoft.com/office/word/2010/wordprocessingShape" mc:Ignorable="w14 w15 w16se w16cid w16 w16cex w16sdtdh w16sdtfl w16du wp14">
   <w:p>
     <w:pPr>
       <w:pStyle w:val="Footer"/>
@@ -778,7 +744,7 @@
 </file>
 
 <file path=word/footer3.xml><?xml version="1.0" encoding="utf-8"?>
-<w:ftr xmlns:wpc="http://schemas.microsoft.com/office/word/2010/wordprocessingCanvas" xmlns:cx="http://schemas.microsoft.com/office/drawing/2014/chartex" xmlns:cx1="http://schemas.microsoft.com/office/drawing/2015/9/8/chartex" xmlns:cx2="http://schemas.microsoft.com/office/drawing/2015/10/21/chartex" xmlns:cx3="http://schemas.microsoft.com/office/drawing/2016/5/9/chartex" xmlns:cx4="http://schemas.microsoft.com/office/drawing/2016/5/10/chartex" xmlns:cx5="http://schemas.microsoft.com/office/drawing/2016/5/11/chartex" xmlns:cx6="http://schemas.microsoft.com/office/drawing/2016/5/12/chartex" xmlns:cx7="http://schemas.microsoft.com/office/drawing/2016/5/13/chartex" xmlns:cx8="http://schemas.microsoft.com/office/drawing/2016/5/14/chartex" xmlns:mc="http://schemas.openxmlformats.org/markup-compatibility/2006" xmlns:aink="http://schemas.microsoft.com/office/drawing/2016/ink" xmlns:am3d="http://schemas.microsoft.com/office/drawing/2017/model3d" xmlns:o="urn:schemas-microsoft-com:office:office" xmlns:oel="http://schemas.microsoft.com/office/2019/extlst" xmlns:r="http://schemas.openxmlformats.org/officeDocument/2006/relationships" xmlns:m="http://schemas.openxmlformats.org/officeDocument/2006/math" xmlns:v="urn:schemas-microsoft-com:vml" xmlns:wp14="http://schemas.microsoft.com/office/word/2010/wordprocessingDrawing" xmlns:wp="http://schemas.openxmlformats.org/drawingml/2006/wordprocessingDrawing" xmlns:w10="urn:schemas-microsoft-com:office:word" xmlns:w="http://schemas.openxmlformats.org/wordprocessingml/2006/main" xmlns:w14="http://schemas.microsoft.com/office/word/2010/wordml" xmlns:w15="http://schemas.microsoft.com/office/word/2012/wordml" xmlns:w16cex="http://schemas.microsoft.com/office/word/2018/wordml/cex" xmlns:w16cid="http://schemas.microsoft.com/office/word/2016/wordml/cid" xmlns:w16="http://schemas.microsoft.com/office/word/2018/wordml" xmlns:w16sdtdh="http://schemas.microsoft.com/office/word/2020/wordml/sdtdatahash" xmlns:w16se="http://schemas.microsoft.com/office/word/2015/wordml/symex" xmlns:wpg="http://schemas.microsoft.com/office/word/2010/wordprocessingGroup" xmlns:wpi="http://schemas.microsoft.com/office/word/2010/wordprocessingInk" xmlns:wne="http://schemas.microsoft.com/office/word/2006/wordml" xmlns:wps="http://schemas.microsoft.com/office/word/2010/wordprocessingShape" mc:Ignorable="w14 w15 w16se w16cid w16 w16cex w16sdtdh wp14">
+<w:ftr xmlns:wpc="http://schemas.microsoft.com/office/word/2010/wordprocessingCanvas" xmlns:cx="http://schemas.microsoft.com/office/drawing/2014/chartex" xmlns:cx1="http://schemas.microsoft.com/office/drawing/2015/9/8/chartex" xmlns:cx2="http://schemas.microsoft.com/office/drawing/2015/10/21/chartex" xmlns:cx3="http://schemas.microsoft.com/office/drawing/2016/5/9/chartex" xmlns:cx4="http://schemas.microsoft.com/office/drawing/2016/5/10/chartex" xmlns:cx5="http://schemas.microsoft.com/office/drawing/2016/5/11/chartex" xmlns:cx6="http://schemas.microsoft.com/office/drawing/2016/5/12/chartex" xmlns:cx7="http://schemas.microsoft.com/office/drawing/2016/5/13/chartex" xmlns:cx8="http://schemas.microsoft.com/office/drawing/2016/5/14/chartex" xmlns:mc="http://schemas.openxmlformats.org/markup-compatibility/2006" xmlns:aink="http://schemas.microsoft.com/office/drawing/2016/ink" xmlns:am3d="http://schemas.microsoft.com/office/drawing/2017/model3d" xmlns:o="urn:schemas-microsoft-com:office:office" xmlns:oel="http://schemas.microsoft.com/office/2019/extlst" xmlns:r="http://schemas.openxmlformats.org/officeDocument/2006/relationships" xmlns:m="http://schemas.openxmlformats.org/officeDocument/2006/math" xmlns:v="urn:schemas-microsoft-com:vml" xmlns:wp14="http://schemas.microsoft.com/office/word/2010/wordprocessingDrawing" xmlns:wp="http://schemas.openxmlformats.org/drawingml/2006/wordprocessingDrawing" xmlns:w10="urn:schemas-microsoft-com:office:word" xmlns:w="http://schemas.openxmlformats.org/wordprocessingml/2006/main" xmlns:w14="http://schemas.microsoft.com/office/word/2010/wordml" xmlns:w15="http://schemas.microsoft.com/office/word/2012/wordml" xmlns:w16cex="http://schemas.microsoft.com/office/word/2018/wordml/cex" xmlns:w16cid="http://schemas.microsoft.com/office/word/2016/wordml/cid" xmlns:w16="http://schemas.microsoft.com/office/word/2018/wordml" xmlns:w16du="http://schemas.microsoft.com/office/word/2023/wordml/word16du" xmlns:w16sdtdh="http://schemas.microsoft.com/office/word/2020/wordml/sdtdatahash" xmlns:w16sdtfl="http://schemas.microsoft.com/office/word/2024/wordml/sdtformatlock" xmlns:w16se="http://schemas.microsoft.com/office/word/2015/wordml/symex" xmlns:wpg="http://schemas.microsoft.com/office/word/2010/wordprocessingGroup" xmlns:wpi="http://schemas.microsoft.com/office/word/2010/wordprocessingInk" xmlns:wne="http://schemas.microsoft.com/office/word/2006/wordml" xmlns:wps="http://schemas.microsoft.com/office/word/2010/wordprocessingShape" mc:Ignorable="w14 w15 w16se w16cid w16 w16cex w16sdtdh w16sdtfl w16du wp14">
   <w:p>
     <w:pPr>
       <w:pStyle w:val="Footer"/>
@@ -788,7 +754,7 @@
 </file>
 
 <file path=word/footnotes.xml><?xml version="1.0" encoding="utf-8"?>
-<w:footnotes xmlns:wpc="http://schemas.microsoft.com/office/word/2010/wordprocessingCanvas" xmlns:cx="http://schemas.microsoft.com/office/drawing/2014/chartex" xmlns:cx1="http://schemas.microsoft.com/office/drawing/2015/9/8/chartex" xmlns:cx2="http://schemas.microsoft.com/office/drawing/2015/10/21/chartex" xmlns:cx3="http://schemas.microsoft.com/office/drawing/2016/5/9/chartex" xmlns:cx4="http://schemas.microsoft.com/office/drawing/2016/5/10/chartex" xmlns:cx5="http://schemas.microsoft.com/office/drawing/2016/5/11/chartex" xmlns:cx6="http://schemas.microsoft.com/office/drawing/2016/5/12/chartex" xmlns:cx7="http://schemas.microsoft.com/office/drawing/2016/5/13/chartex" xmlns:cx8="http://schemas.microsoft.com/office/drawing/2016/5/14/chartex" xmlns:mc="http://schemas.openxmlformats.org/markup-compatibility/2006" xmlns:aink="http://schemas.microsoft.com/office/drawing/2016/ink" xmlns:am3d="http://schemas.microsoft.com/office/drawing/2017/model3d" xmlns:o="urn:schemas-microsoft-com:office:office" xmlns:oel="http://schemas.microsoft.com/office/2019/extlst" xmlns:r="http://schemas.openxmlformats.org/officeDocument/2006/relationships" xmlns:m="http://schemas.openxmlformats.org/officeDocument/2006/math" xmlns:v="urn:schemas-microsoft-com:vml" xmlns:wp14="http://schemas.microsoft.com/office/word/2010/wordprocessingDrawing" xmlns:wp="http://schemas.openxmlformats.org/drawingml/2006/wordprocessingDrawing" xmlns:w10="urn:schemas-microsoft-com:office:word" xmlns:w="http://schemas.openxmlformats.org/wordprocessingml/2006/main" xmlns:w14="http://schemas.microsoft.com/office/word/2010/wordml" xmlns:w15="http://schemas.microsoft.com/office/word/2012/wordml" xmlns:w16cex="http://schemas.microsoft.com/office/word/2018/wordml/cex" xmlns:w16cid="http://schemas.microsoft.com/office/word/2016/wordml/cid" xmlns:w16="http://schemas.microsoft.com/office/word/2018/wordml" xmlns:w16sdtdh="http://schemas.microsoft.com/office/word/2020/wordml/sdtdatahash" xmlns:w16se="http://schemas.microsoft.com/office/word/2015/wordml/symex" xmlns:wpg="http://schemas.microsoft.com/office/word/2010/wordprocessingGroup" xmlns:wpi="http://schemas.microsoft.com/office/word/2010/wordprocessingInk" xmlns:wne="http://schemas.microsoft.com/office/word/2006/wordml" xmlns:wps="http://schemas.microsoft.com/office/word/2010/wordprocessingShape" mc:Ignorable="w14 w15 w16se w16cid w16 w16cex w16sdtdh wp14">
+<w:footnotes xmlns:wpc="http://schemas.microsoft.com/office/word/2010/wordprocessingCanvas" xmlns:cx="http://schemas.microsoft.com/office/drawing/2014/chartex" xmlns:cx1="http://schemas.microsoft.com/office/drawing/2015/9/8/chartex" xmlns:cx2="http://schemas.microsoft.com/office/drawing/2015/10/21/chartex" xmlns:cx3="http://schemas.microsoft.com/office/drawing/2016/5/9/chartex" xmlns:cx4="http://schemas.microsoft.com/office/drawing/2016/5/10/chartex" xmlns:cx5="http://schemas.microsoft.com/office/drawing/2016/5/11/chartex" xmlns:cx6="http://schemas.microsoft.com/office/drawing/2016/5/12/chartex" xmlns:cx7="http://schemas.microsoft.com/office/drawing/2016/5/13/chartex" xmlns:cx8="http://schemas.microsoft.com/office/drawing/2016/5/14/chartex" xmlns:mc="http://schemas.openxmlformats.org/markup-compatibility/2006" xmlns:aink="http://schemas.microsoft.com/office/drawing/2016/ink" xmlns:am3d="http://schemas.microsoft.com/office/drawing/2017/model3d" xmlns:o="urn:schemas-microsoft-com:office:office" xmlns:oel="http://schemas.microsoft.com/office/2019/extlst" xmlns:r="http://schemas.openxmlformats.org/officeDocument/2006/relationships" xmlns:m="http://schemas.openxmlformats.org/officeDocument/2006/math" xmlns:v="urn:schemas-microsoft-com:vml" xmlns:wp14="http://schemas.microsoft.com/office/word/2010/wordprocessingDrawing" xmlns:wp="http://schemas.openxmlformats.org/drawingml/2006/wordprocessingDrawing" xmlns:w10="urn:schemas-microsoft-com:office:word" xmlns:w="http://schemas.openxmlformats.org/wordprocessingml/2006/main" xmlns:w14="http://schemas.microsoft.com/office/word/2010/wordml" xmlns:w15="http://schemas.microsoft.com/office/word/2012/wordml" xmlns:w16cex="http://schemas.microsoft.com/office/word/2018/wordml/cex" xmlns:w16cid="http://schemas.microsoft.com/office/word/2016/wordml/cid" xmlns:w16="http://schemas.microsoft.com/office/word/2018/wordml" xmlns:w16du="http://schemas.microsoft.com/office/word/2023/wordml/word16du" xmlns:w16sdtdh="http://schemas.microsoft.com/office/word/2020/wordml/sdtdatahash" xmlns:w16sdtfl="http://schemas.microsoft.com/office/word/2024/wordml/sdtformatlock" xmlns:w16se="http://schemas.microsoft.com/office/word/2015/wordml/symex" xmlns:wpg="http://schemas.microsoft.com/office/word/2010/wordprocessingGroup" xmlns:wpi="http://schemas.microsoft.com/office/word/2010/wordprocessingInk" xmlns:wne="http://schemas.microsoft.com/office/word/2006/wordml" xmlns:wps="http://schemas.microsoft.com/office/word/2010/wordprocessingShape" mc:Ignorable="w14 w15 w16se w16cid w16 w16cex w16sdtdh w16sdtfl w16du wp14">
   <w:footnote w:type="separator" w:id="-1">
     <w:p>
       <w:pPr>
@@ -813,7 +779,7 @@
 </file>
 
 <file path=word/header1.xml><?xml version="1.0" encoding="utf-8"?>
-<w:hdr xmlns:wpc="http://schemas.microsoft.com/office/word/2010/wordprocessingCanvas" xmlns:cx="http://schemas.microsoft.com/office/drawing/2014/chartex" xmlns:cx1="http://schemas.microsoft.com/office/drawing/2015/9/8/chartex" xmlns:cx2="http://schemas.microsoft.com/office/drawing/2015/10/21/chartex" xmlns:cx3="http://schemas.microsoft.com/office/drawing/2016/5/9/chartex" xmlns:cx4="http://schemas.microsoft.com/office/drawing/2016/5/10/chartex" xmlns:cx5="http://schemas.microsoft.com/office/drawing/2016/5/11/chartex" xmlns:cx6="http://schemas.microsoft.com/office/drawing/2016/5/12/chartex" xmlns:cx7="http://schemas.microsoft.com/office/drawing/2016/5/13/chartex" xmlns:cx8="http://schemas.microsoft.com/office/drawing/2016/5/14/chartex" xmlns:mc="http://schemas.openxmlformats.org/markup-compatibility/2006" xmlns:aink="http://schemas.microsoft.com/office/drawing/2016/ink" xmlns:am3d="http://schemas.microsoft.com/office/drawing/2017/model3d" xmlns:o="urn:schemas-microsoft-com:office:office" xmlns:oel="http://schemas.microsoft.com/office/2019/extlst" xmlns:r="http://schemas.openxmlformats.org/officeDocument/2006/relationships" xmlns:m="http://schemas.openxmlformats.org/officeDocument/2006/math" xmlns:v="urn:schemas-microsoft-com:vml" xmlns:wp14="http://schemas.microsoft.com/office/word/2010/wordprocessingDrawing" xmlns:wp="http://schemas.openxmlformats.org/drawingml/2006/wordprocessingDrawing" xmlns:w10="urn:schemas-microsoft-com:office:word" xmlns:w="http://schemas.openxmlformats.org/wordprocessingml/2006/main" xmlns:w14="http://schemas.microsoft.com/office/word/2010/wordml" xmlns:w15="http://schemas.microsoft.com/office/word/2012/wordml" xmlns:w16cex="http://schemas.microsoft.com/office/word/2018/wordml/cex" xmlns:w16cid="http://schemas.microsoft.com/office/word/2016/wordml/cid" xmlns:w16="http://schemas.microsoft.com/office/word/2018/wordml" xmlns:w16sdtdh="http://schemas.microsoft.com/office/word/2020/wordml/sdtdatahash" xmlns:w16se="http://schemas.microsoft.com/office/word/2015/wordml/symex" xmlns:wpg="http://schemas.microsoft.com/office/word/2010/wordprocessingGroup" xmlns:wpi="http://schemas.microsoft.com/office/word/2010/wordprocessingInk" xmlns:wne="http://schemas.microsoft.com/office/word/2006/wordml" xmlns:wps="http://schemas.microsoft.com/office/word/2010/wordprocessingShape" mc:Ignorable="w14 w15 w16se w16cid w16 w16cex w16sdtdh wp14">
+<w:hdr xmlns:wpc="http://schemas.microsoft.com/office/word/2010/wordprocessingCanvas" xmlns:cx="http://schemas.microsoft.com/office/drawing/2014/chartex" xmlns:cx1="http://schemas.microsoft.com/office/drawing/2015/9/8/chartex" xmlns:cx2="http://schemas.microsoft.com/office/drawing/2015/10/21/chartex" xmlns:cx3="http://schemas.microsoft.com/office/drawing/2016/5/9/chartex" xmlns:cx4="http://schemas.microsoft.com/office/drawing/2016/5/10/chartex" xmlns:cx5="http://schemas.microsoft.com/office/drawing/2016/5/11/chartex" xmlns:cx6="http://schemas.microsoft.com/office/drawing/2016/5/12/chartex" xmlns:cx7="http://schemas.microsoft.com/office/drawing/2016/5/13/chartex" xmlns:cx8="http://schemas.microsoft.com/office/drawing/2016/5/14/chartex" xmlns:mc="http://schemas.openxmlformats.org/markup-compatibility/2006" xmlns:aink="http://schemas.microsoft.com/office/drawing/2016/ink" xmlns:am3d="http://schemas.microsoft.com/office/drawing/2017/model3d" xmlns:o="urn:schemas-microsoft-com:office:office" xmlns:oel="http://schemas.microsoft.com/office/2019/extlst" xmlns:r="http://schemas.openxmlformats.org/officeDocument/2006/relationships" xmlns:m="http://schemas.openxmlformats.org/officeDocument/2006/math" xmlns:v="urn:schemas-microsoft-com:vml" xmlns:wp14="http://schemas.microsoft.com/office/word/2010/wordprocessingDrawing" xmlns:wp="http://schemas.openxmlformats.org/drawingml/2006/wordprocessingDrawing" xmlns:w10="urn:schemas-microsoft-com:office:word" xmlns:w="http://schemas.openxmlformats.org/wordprocessingml/2006/main" xmlns:w14="http://schemas.microsoft.com/office/word/2010/wordml" xmlns:w15="http://schemas.microsoft.com/office/word/2012/wordml" xmlns:w16cex="http://schemas.microsoft.com/office/word/2018/wordml/cex" xmlns:w16cid="http://schemas.microsoft.com/office/word/2016/wordml/cid" xmlns:w16="http://schemas.microsoft.com/office/word/2018/wordml" xmlns:w16du="http://schemas.microsoft.com/office/word/2023/wordml/word16du" xmlns:w16sdtdh="http://schemas.microsoft.com/office/word/2020/wordml/sdtdatahash" xmlns:w16sdtfl="http://schemas.microsoft.com/office/word/2024/wordml/sdtformatlock" xmlns:w16se="http://schemas.microsoft.com/office/word/2015/wordml/symex" xmlns:wpg="http://schemas.microsoft.com/office/word/2010/wordprocessingGroup" xmlns:wpi="http://schemas.microsoft.com/office/word/2010/wordprocessingInk" xmlns:wne="http://schemas.microsoft.com/office/word/2006/wordml" xmlns:wps="http://schemas.microsoft.com/office/word/2010/wordprocessingShape" mc:Ignorable="w14 w15 w16se w16cid w16 w16cex w16sdtdh w16sdtfl w16du wp14">
   <w:p>
     <w:pPr>
       <w:pStyle w:val="Header"/>
@@ -823,7 +789,7 @@
 </file>
 
 <file path=word/header2.xml><?xml version="1.0" encoding="utf-8"?>
-<w:hdr xmlns:wpc="http://schemas.microsoft.com/office/word/2010/wordprocessingCanvas" xmlns:cx="http://schemas.microsoft.com/office/drawing/2014/chartex" xmlns:cx1="http://schemas.microsoft.com/office/drawing/2015/9/8/chartex" xmlns:cx2="http://schemas.microsoft.com/office/drawing/2015/10/21/chartex" xmlns:cx3="http://schemas.microsoft.com/office/drawing/2016/5/9/chartex" xmlns:cx4="http://schemas.microsoft.com/office/drawing/2016/5/10/chartex" xmlns:cx5="http://schemas.microsoft.com/office/drawing/2016/5/11/chartex" xmlns:cx6="http://schemas.microsoft.com/office/drawing/2016/5/12/chartex" xmlns:cx7="http://schemas.microsoft.com/office/drawing/2016/5/13/chartex" xmlns:cx8="http://schemas.microsoft.com/office/drawing/2016/5/14/chartex" xmlns:mc="http://schemas.openxmlformats.org/markup-compatibility/2006" xmlns:aink="http://schemas.microsoft.com/office/drawing/2016/ink" xmlns:am3d="http://schemas.microsoft.com/office/drawing/2017/model3d" xmlns:o="urn:schemas-microsoft-com:office:office" xmlns:oel="http://schemas.microsoft.com/office/2019/extlst" xmlns:r="http://schemas.openxmlformats.org/officeDocument/2006/relationships" xmlns:m="http://schemas.openxmlformats.org/officeDocument/2006/math" xmlns:v="urn:schemas-microsoft-com:vml" xmlns:wp14="http://schemas.microsoft.com/office/word/2010/wordprocessingDrawing" xmlns:wp="http://schemas.openxmlformats.org/drawingml/2006/wordprocessingDrawing" xmlns:w10="urn:schemas-microsoft-com:office:word" xmlns:w="http://schemas.openxmlformats.org/wordprocessingml/2006/main" xmlns:w14="http://schemas.microsoft.com/office/word/2010/wordml" xmlns:w15="http://schemas.microsoft.com/office/word/2012/wordml" xmlns:w16cex="http://schemas.microsoft.com/office/word/2018/wordml/cex" xmlns:w16cid="http://schemas.microsoft.com/office/word/2016/wordml/cid" xmlns:w16="http://schemas.microsoft.com/office/word/2018/wordml" xmlns:w16sdtdh="http://schemas.microsoft.com/office/word/2020/wordml/sdtdatahash" xmlns:w16se="http://schemas.microsoft.com/office/word/2015/wordml/symex" xmlns:wpg="http://schemas.microsoft.com/office/word/2010/wordprocessingGroup" xmlns:wpi="http://schemas.microsoft.com/office/word/2010/wordprocessingInk" xmlns:wne="http://schemas.microsoft.com/office/word/2006/wordml" xmlns:wps="http://schemas.microsoft.com/office/word/2010/wordprocessingShape" mc:Ignorable="w14 w15 w16se w16cid w16 w16cex w16sdtdh wp14">
+<w:hdr xmlns:wpc="http://schemas.microsoft.com/office/word/2010/wordprocessingCanvas" xmlns:cx="http://schemas.microsoft.com/office/drawing/2014/chartex" xmlns:cx1="http://schemas.microsoft.com/office/drawing/2015/9/8/chartex" xmlns:cx2="http://schemas.microsoft.com/office/drawing/2015/10/21/chartex" xmlns:cx3="http://schemas.microsoft.com/office/drawing/2016/5/9/chartex" xmlns:cx4="http://schemas.microsoft.com/office/drawing/2016/5/10/chartex" xmlns:cx5="http://schemas.microsoft.com/office/drawing/2016/5/11/chartex" xmlns:cx6="http://schemas.microsoft.com/office/drawing/2016/5/12/chartex" xmlns:cx7="http://schemas.microsoft.com/office/drawing/2016/5/13/chartex" xmlns:cx8="http://schemas.microsoft.com/office/drawing/2016/5/14/chartex" xmlns:mc="http://schemas.openxmlformats.org/markup-compatibility/2006" xmlns:aink="http://schemas.microsoft.com/office/drawing/2016/ink" xmlns:am3d="http://schemas.microsoft.com/office/drawing/2017/model3d" xmlns:o="urn:schemas-microsoft-com:office:office" xmlns:oel="http://schemas.microsoft.com/office/2019/extlst" xmlns:r="http://schemas.openxmlformats.org/officeDocument/2006/relationships" xmlns:m="http://schemas.openxmlformats.org/officeDocument/2006/math" xmlns:v="urn:schemas-microsoft-com:vml" xmlns:wp14="http://schemas.microsoft.com/office/word/2010/wordprocessingDrawing" xmlns:wp="http://schemas.openxmlformats.org/drawingml/2006/wordprocessingDrawing" xmlns:w10="urn:schemas-microsoft-com:office:word" xmlns:w="http://schemas.openxmlformats.org/wordprocessingml/2006/main" xmlns:w14="http://schemas.microsoft.com/office/word/2010/wordml" xmlns:w15="http://schemas.microsoft.com/office/word/2012/wordml" xmlns:w16cex="http://schemas.microsoft.com/office/word/2018/wordml/cex" xmlns:w16cid="http://schemas.microsoft.com/office/word/2016/wordml/cid" xmlns:w16="http://schemas.microsoft.com/office/word/2018/wordml" xmlns:w16du="http://schemas.microsoft.com/office/word/2023/wordml/word16du" xmlns:w16sdtdh="http://schemas.microsoft.com/office/word/2020/wordml/sdtdatahash" xmlns:w16sdtfl="http://schemas.microsoft.com/office/word/2024/wordml/sdtformatlock" xmlns:w16se="http://schemas.microsoft.com/office/word/2015/wordml/symex" xmlns:wpg="http://schemas.microsoft.com/office/word/2010/wordprocessingGroup" xmlns:wpi="http://schemas.microsoft.com/office/word/2010/wordprocessingInk" xmlns:wne="http://schemas.microsoft.com/office/word/2006/wordml" xmlns:wps="http://schemas.microsoft.com/office/word/2010/wordprocessingShape" mc:Ignorable="w14 w15 w16se w16cid w16 w16cex w16sdtdh w16sdtfl w16du wp14">
   <w:p>
     <w:pPr>
       <w:pStyle w:val="Header"/>
@@ -834,7 +800,7 @@
 </file>
 
 <file path=word/header3.xml><?xml version="1.0" encoding="utf-8"?>
-<w:hdr xmlns:wpc="http://schemas.microsoft.com/office/word/2010/wordprocessingCanvas" xmlns:cx="http://schemas.microsoft.com/office/drawing/2014/chartex" xmlns:cx1="http://schemas.microsoft.com/office/drawing/2015/9/8/chartex" xmlns:cx2="http://schemas.microsoft.com/office/drawing/2015/10/21/chartex" xmlns:cx3="http://schemas.microsoft.com/office/drawing/2016/5/9/chartex" xmlns:cx4="http://schemas.microsoft.com/office/drawing/2016/5/10/chartex" xmlns:cx5="http://schemas.microsoft.com/office/drawing/2016/5/11/chartex" xmlns:cx6="http://schemas.microsoft.com/office/drawing/2016/5/12/chartex" xmlns:cx7="http://schemas.microsoft.com/office/drawing/2016/5/13/chartex" xmlns:cx8="http://schemas.microsoft.com/office/drawing/2016/5/14/chartex" xmlns:mc="http://schemas.openxmlformats.org/markup-compatibility/2006" xmlns:aink="http://schemas.microsoft.com/office/drawing/2016/ink" xmlns:am3d="http://schemas.microsoft.com/office/drawing/2017/model3d" xmlns:o="urn:schemas-microsoft-com:office:office" xmlns:oel="http://schemas.microsoft.com/office/2019/extlst" xmlns:r="http://schemas.openxmlformats.org/officeDocument/2006/relationships" xmlns:m="http://schemas.openxmlformats.org/officeDocument/2006/math" xmlns:v="urn:schemas-microsoft-com:vml" xmlns:wp14="http://schemas.microsoft.com/office/word/2010/wordprocessingDrawing" xmlns:wp="http://schemas.openxmlformats.org/drawingml/2006/wordprocessingDrawing" xmlns:w10="urn:schemas-microsoft-com:office:word" xmlns:w="http://schemas.openxmlformats.org/wordprocessingml/2006/main" xmlns:w14="http://schemas.microsoft.com/office/word/2010/wordml" xmlns:w15="http://schemas.microsoft.com/office/word/2012/wordml" xmlns:w16cex="http://schemas.microsoft.com/office/word/2018/wordml/cex" xmlns:w16cid="http://schemas.microsoft.com/office/word/2016/wordml/cid" xmlns:w16="http://schemas.microsoft.com/office/word/2018/wordml" xmlns:w16sdtdh="http://schemas.microsoft.com/office/word/2020/wordml/sdtdatahash" xmlns:w16se="http://schemas.microsoft.com/office/word/2015/wordml/symex" xmlns:wpg="http://schemas.microsoft.com/office/word/2010/wordprocessingGroup" xmlns:wpi="http://schemas.microsoft.com/office/word/2010/wordprocessingInk" xmlns:wne="http://schemas.microsoft.com/office/word/2006/wordml" xmlns:wps="http://schemas.microsoft.com/office/word/2010/wordprocessingShape" mc:Ignorable="w14 w15 w16se w16cid w16 w16cex w16sdtdh wp14">
+<w:hdr xmlns:wpc="http://schemas.microsoft.com/office/word/2010/wordprocessingCanvas" xmlns:cx="http://schemas.microsoft.com/office/drawing/2014/chartex" xmlns:cx1="http://schemas.microsoft.com/office/drawing/2015/9/8/chartex" xmlns:cx2="http://schemas.microsoft.com/office/drawing/2015/10/21/chartex" xmlns:cx3="http://schemas.microsoft.com/office/drawing/2016/5/9/chartex" xmlns:cx4="http://schemas.microsoft.com/office/drawing/2016/5/10/chartex" xmlns:cx5="http://schemas.microsoft.com/office/drawing/2016/5/11/chartex" xmlns:cx6="http://schemas.microsoft.com/office/drawing/2016/5/12/chartex" xmlns:cx7="http://schemas.microsoft.com/office/drawing/2016/5/13/chartex" xmlns:cx8="http://schemas.microsoft.com/office/drawing/2016/5/14/chartex" xmlns:mc="http://schemas.openxmlformats.org/markup-compatibility/2006" xmlns:aink="http://schemas.microsoft.com/office/drawing/2016/ink" xmlns:am3d="http://schemas.microsoft.com/office/drawing/2017/model3d" xmlns:o="urn:schemas-microsoft-com:office:office" xmlns:oel="http://schemas.microsoft.com/office/2019/extlst" xmlns:r="http://schemas.openxmlformats.org/officeDocument/2006/relationships" xmlns:m="http://schemas.openxmlformats.org/officeDocument/2006/math" xmlns:v="urn:schemas-microsoft-com:vml" xmlns:wp14="http://schemas.microsoft.com/office/word/2010/wordprocessingDrawing" xmlns:wp="http://schemas.openxmlformats.org/drawingml/2006/wordprocessingDrawing" xmlns:w10="urn:schemas-microsoft-com:office:word" xmlns:w="http://schemas.openxmlformats.org/wordprocessingml/2006/main" xmlns:w14="http://schemas.microsoft.com/office/word/2010/wordml" xmlns:w15="http://schemas.microsoft.com/office/word/2012/wordml" xmlns:w16cex="http://schemas.microsoft.com/office/word/2018/wordml/cex" xmlns:w16cid="http://schemas.microsoft.com/office/word/2016/wordml/cid" xmlns:w16="http://schemas.microsoft.com/office/word/2018/wordml" xmlns:w16du="http://schemas.microsoft.com/office/word/2023/wordml/word16du" xmlns:w16sdtdh="http://schemas.microsoft.com/office/word/2020/wordml/sdtdatahash" xmlns:w16sdtfl="http://schemas.microsoft.com/office/word/2024/wordml/sdtformatlock" xmlns:w16se="http://schemas.microsoft.com/office/word/2015/wordml/symex" xmlns:wpg="http://schemas.microsoft.com/office/word/2010/wordprocessingGroup" xmlns:wpi="http://schemas.microsoft.com/office/word/2010/wordprocessingInk" xmlns:wne="http://schemas.microsoft.com/office/word/2006/wordml" xmlns:wps="http://schemas.microsoft.com/office/word/2010/wordprocessingShape" mc:Ignorable="w14 w15 w16se w16cid w16 w16cex w16sdtdh w16sdtfl w16du wp14">
   <w:p>
     <w:pPr>
       <w:pStyle w:val="Header"/>
@@ -843,7 +809,7 @@
     <w:r>
       <w:tab/>
       <w:tab/>
-      <w:t>2026-06-17</w:t>
+      <w:t>2026-06-18</w:t>
       <w:br/>
       <w:br/>
     </w:r>
@@ -860,7 +826,7 @@
 </file>
 
 <file path=word/numbering.xml><?xml version="1.0" encoding="utf-8"?>
-<w:numbering xmlns:wpc="http://schemas.microsoft.com/office/word/2010/wordprocessingCanvas" xmlns:cx="http://schemas.microsoft.com/office/drawing/2014/chartex" xmlns:cx1="http://schemas.microsoft.com/office/drawing/2015/9/8/chartex" xmlns:cx2="http://schemas.microsoft.com/office/drawing/2015/10/21/chartex" xmlns:cx3="http://schemas.microsoft.com/office/drawing/2016/5/9/chartex" xmlns:cx4="http://schemas.microsoft.com/office/drawing/2016/5/10/chartex" xmlns:cx5="http://schemas.microsoft.com/office/drawing/2016/5/11/chartex" xmlns:cx6="http://schemas.microsoft.com/office/drawing/2016/5/12/chartex" xmlns:cx7="http://schemas.microsoft.com/office/drawing/2016/5/13/chartex" xmlns:cx8="http://schemas.microsoft.com/office/drawing/2016/5/14/chartex" xmlns:mc="http://schemas.openxmlformats.org/markup-compatibility/2006" xmlns:aink="http://schemas.microsoft.com/office/drawing/2016/ink" xmlns:am3d="http://schemas.microsoft.com/office/drawing/2017/model3d" xmlns:o="urn:schemas-microsoft-com:office:office" xmlns:oel="http://schemas.microsoft.com/office/2019/extlst" xmlns:r="http://schemas.openxmlformats.org/officeDocument/2006/relationships" xmlns:m="http://schemas.openxmlformats.org/officeDocument/2006/math" xmlns:v="urn:schemas-microsoft-com:vml" xmlns:wp14="http://schemas.microsoft.com/office/word/2010/wordprocessingDrawing" xmlns:wp="http://schemas.openxmlformats.org/drawingml/2006/wordprocessingDrawing" xmlns:w10="urn:schemas-microsoft-com:office:word" xmlns:w="http://schemas.openxmlformats.org/wordprocessingml/2006/main" xmlns:w14="http://schemas.microsoft.com/office/word/2010/wordml" xmlns:w15="http://schemas.microsoft.com/office/word/2012/wordml" xmlns:w16cex="http://schemas.microsoft.com/office/word/2018/wordml/cex" xmlns:w16cid="http://schemas.microsoft.com/office/word/2016/wordml/cid" xmlns:w16="http://schemas.microsoft.com/office/word/2018/wordml" xmlns:w16sdtdh="http://schemas.microsoft.com/office/word/2020/wordml/sdtdatahash" xmlns:w16se="http://schemas.microsoft.com/office/word/2015/wordml/symex" xmlns:wpg="http://schemas.microsoft.com/office/word/2010/wordprocessingGroup" xmlns:wpi="http://schemas.microsoft.com/office/word/2010/wordprocessingInk" xmlns:wne="http://schemas.microsoft.com/office/word/2006/wordml" xmlns:wps="http://schemas.microsoft.com/office/word/2010/wordprocessingShape" mc:Ignorable="w14 w15 w16se w16cid w16 w16cex w16sdtdh wp14">
+<w:numbering xmlns:wpc="http://schemas.microsoft.com/office/word/2010/wordprocessingCanvas" xmlns:cx="http://schemas.microsoft.com/office/drawing/2014/chartex" xmlns:cx1="http://schemas.microsoft.com/office/drawing/2015/9/8/chartex" xmlns:cx2="http://schemas.microsoft.com/office/drawing/2015/10/21/chartex" xmlns:cx3="http://schemas.microsoft.com/office/drawing/2016/5/9/chartex" xmlns:cx4="http://schemas.microsoft.com/office/drawing/2016/5/10/chartex" xmlns:cx5="http://schemas.microsoft.com/office/drawing/2016/5/11/chartex" xmlns:cx6="http://schemas.microsoft.com/office/drawing/2016/5/12/chartex" xmlns:cx7="http://schemas.microsoft.com/office/drawing/2016/5/13/chartex" xmlns:cx8="http://schemas.microsoft.com/office/drawing/2016/5/14/chartex" xmlns:mc="http://schemas.openxmlformats.org/markup-compatibility/2006" xmlns:aink="http://schemas.microsoft.com/office/drawing/2016/ink" xmlns:am3d="http://schemas.microsoft.com/office/drawing/2017/model3d" xmlns:o="urn:schemas-microsoft-com:office:office" xmlns:oel="http://schemas.microsoft.com/office/2019/extlst" xmlns:r="http://schemas.openxmlformats.org/officeDocument/2006/relationships" xmlns:m="http://schemas.openxmlformats.org/officeDocument/2006/math" xmlns:v="urn:schemas-microsoft-com:vml" xmlns:wp14="http://schemas.microsoft.com/office/word/2010/wordprocessingDrawing" xmlns:wp="http://schemas.openxmlformats.org/drawingml/2006/wordprocessingDrawing" xmlns:w10="urn:schemas-microsoft-com:office:word" xmlns:w="http://schemas.openxmlformats.org/wordprocessingml/2006/main" xmlns:w14="http://schemas.microsoft.com/office/word/2010/wordml" xmlns:w15="http://schemas.microsoft.com/office/word/2012/wordml" xmlns:w16cex="http://schemas.microsoft.com/office/word/2018/wordml/cex" xmlns:w16cid="http://schemas.microsoft.com/office/word/2016/wordml/cid" xmlns:w16="http://schemas.microsoft.com/office/word/2018/wordml" xmlns:w16du="http://schemas.microsoft.com/office/word/2023/wordml/word16du" xmlns:w16sdtdh="http://schemas.microsoft.com/office/word/2020/wordml/sdtdatahash" xmlns:w16sdtfl="http://schemas.microsoft.com/office/word/2024/wordml/sdtformatlock" xmlns:w16se="http://schemas.microsoft.com/office/word/2015/wordml/symex" xmlns:wpg="http://schemas.microsoft.com/office/word/2010/wordprocessingGroup" xmlns:wpi="http://schemas.microsoft.com/office/word/2010/wordprocessingInk" xmlns:wne="http://schemas.microsoft.com/office/word/2006/wordml" xmlns:wps="http://schemas.microsoft.com/office/word/2010/wordprocessingShape" mc:Ignorable="w14 w15 w16se w16cid w16 w16cex w16sdtdh w16sdtfl w16du wp14">
   <w:abstractNum w:abstractNumId="0" w15:restartNumberingAfterBreak="0">
     <w:nsid w:val="FFFFFF7C"/>
     <w:multiLevelType w:val="singleLevel"/>
@@ -1063,7 +1029,7 @@
 </file>
 
 <file path=word/styles.xml><?xml version="1.0" encoding="utf-8"?>
-<w:styles xmlns:mc="http://schemas.openxmlformats.org/markup-compatibility/2006" xmlns:r="http://schemas.openxmlformats.org/officeDocument/2006/relationships" xmlns:w="http://schemas.openxmlformats.org/wordprocessingml/2006/main" xmlns:w14="http://schemas.microsoft.com/office/word/2010/wordml" xmlns:w15="http://schemas.microsoft.com/office/word/2012/wordml" xmlns:w16cex="http://schemas.microsoft.com/office/word/2018/wordml/cex" xmlns:w16cid="http://schemas.microsoft.com/office/word/2016/wordml/cid" xmlns:w16="http://schemas.microsoft.com/office/word/2018/wordml" xmlns:w16sdtdh="http://schemas.microsoft.com/office/word/2020/wordml/sdtdatahash" xmlns:w16se="http://schemas.microsoft.com/office/word/2015/wordml/symex" mc:Ignorable="w14 w15 w16se w16cid w16 w16cex w16sdtdh">
+<w:styles xmlns:mc="http://schemas.openxmlformats.org/markup-compatibility/2006" xmlns:r="http://schemas.openxmlformats.org/officeDocument/2006/relationships" xmlns:w="http://schemas.openxmlformats.org/wordprocessingml/2006/main" xmlns:w14="http://schemas.microsoft.com/office/word/2010/wordml" xmlns:w15="http://schemas.microsoft.com/office/word/2012/wordml" xmlns:w16cex="http://schemas.microsoft.com/office/word/2018/wordml/cex" xmlns:w16cid="http://schemas.microsoft.com/office/word/2016/wordml/cid" xmlns:w16="http://schemas.microsoft.com/office/word/2018/wordml" xmlns:w16du="http://schemas.microsoft.com/office/word/2023/wordml/word16du" xmlns:w16sdtdh="http://schemas.microsoft.com/office/word/2020/wordml/sdtdatahash" xmlns:w16sdtfl="http://schemas.microsoft.com/office/word/2024/wordml/sdtformatlock" xmlns:w16se="http://schemas.microsoft.com/office/word/2015/wordml/symex" mc:Ignorable="w14 w15 w16se w16cid w16 w16cex w16sdtdh w16sdtfl w16du">
   <w:docDefaults>
     <w:rPrDefault>
       <w:rPr>
@@ -1821,7 +1787,7 @@
     <w:link w:val="TitleChar"/>
     <w:uiPriority w:val="10"/>
     <w:qFormat/>
-    <w:rsid w:val="007106C8"/>
+    <w:rsid w:val="00E854FA"/>
     <w:pPr>
       <w:spacing w:after="300" w:line="240" w:lineRule="auto"/>
       <w:contextualSpacing/>
@@ -1831,7 +1797,7 @@
       <w:rFonts w:eastAsiaTheme="majorEastAsia" w:cstheme="majorBidi"/>
       <w:spacing w:val="5"/>
       <w:kern w:val="28"/>
-      <w:sz w:val="52"/>
+      <w:sz w:val="40"/>
       <w:szCs w:val="52"/>
       <w:lang w:val="sv-SE" w:eastAsia="en-US" w:bidi="ar-SA"/>
     </w:rPr>
@@ -1841,12 +1807,12 @@
     <w:basedOn w:val="DefaultParagraphFont"/>
     <w:link w:val="Title"/>
     <w:uiPriority w:val="10"/>
-    <w:rsid w:val="007106C8"/>
+    <w:rsid w:val="00E854FA"/>
     <w:rPr>
       <w:rFonts w:ascii="Times New Roman" w:eastAsiaTheme="majorEastAsia" w:hAnsi="Times New Roman" w:cstheme="majorBidi"/>
       <w:spacing w:val="5"/>
       <w:kern w:val="28"/>
-      <w:sz w:val="52"/>
+      <w:sz w:val="40"/>
       <w:szCs w:val="52"/>
       <w:lang w:val="sv-SE" w:eastAsia="en-US" w:bidi="ar-SA"/>
     </w:rPr>

--- a/klagomål/A 54269-2025 FSC-klagomål.docx
+++ b/klagomål/A 54269-2025 FSC-klagomål.docx
@@ -809,7 +809,7 @@
     <w:r>
       <w:tab/>
       <w:tab/>
-      <w:t>2026-06-18</w:t>
+      <w:t>2026-06-19</w:t>
       <w:br/>
       <w:br/>
     </w:r>

--- a/klagomål/A 54269-2025 FSC-klagomål.docx
+++ b/klagomål/A 54269-2025 FSC-klagomål.docx
@@ -809,7 +809,7 @@
     <w:r>
       <w:tab/>
       <w:tab/>
-      <w:t>2026-06-19</w:t>
+      <w:t>2026-06-20</w:t>
       <w:br/>
       <w:br/>
     </w:r>

--- a/klagomål/A 54269-2025 FSC-klagomål.docx
+++ b/klagomål/A 54269-2025 FSC-klagomål.docx
@@ -168,38 +168,7 @@
     </w:p>
     <w:p>
       <w:r>
-        <w:t>Detta dokument behandlar höga naturvärden i avverkningsanmälan A 54269-2025 i Strömsunds kommun som inkom 2025-11-03 och omfattar 4,8 ha.</w:t>
-      </w:r>
-    </w:p>
-    <w:p>
-      <w:r>
-        <w:t>Nedan presenteras fynd av naturvårdsarter som gjorts i det avverkningsanmälda området, samt relevanta utdrag ur standarderna för FSC, Chain of Custody, Controlled Wood och PEFC.</w:t>
-      </w:r>
-    </w:p>
-    <w:p>
-      <w:r>
-        <w:t>Vi förväntar oss att ni återkommer med ett skriftligt svar på vårt klagomål och även beskriver vilka korrigerande åtgärder ni satt in för att rätta till identifierade brister i er efterlevnad av den svenska FSC standarden.</w:t>
-      </w:r>
-    </w:p>
-    <w:p>
-      <w:pPr>
-        <w:pStyle w:val="Heading1"/>
-      </w:pPr>
-      <w:r>
-        <w:t>Naturvårdsarter</w:t>
-      </w:r>
-    </w:p>
-    <w:p>
-      <w:r>
-        <w:t>I avverkningsanmälan har följande 5 naturvårdsarter hittats: gammelgransskål (NT, T), stjärntagging (NT, T), stuplav (S, T), trådticka (S, T) och vedticka (S, T). Av dessa är 2 rödlistade. För rödlistade arter har rödlistekategorin angivits inom parentes. Arter som är signalarter enligt Skogsstyrelsen har markerats med (S). Typiska arter inom Natura 2000 som är kopplade till skogsekosystem har markerats med (T).</w:t>
-      </w:r>
-    </w:p>
-    <w:p>
-      <w:r>
-        <w:t>De påträffade naturvårdsarterna är ett tydligt kvitto på att det rör sig om en skog med höga naturvärden.</w:t>
-      </w:r>
-      <w:r>
-        <w:t xml:space="preserve"> I Figur 1 visas fyndplatser för naturvårdsarter i området, som finns registrerade på Artportalen.</w:t>
+        <w:t>Detta klagomål behandlar höga naturvärden i avverkningsanmälan A 54269-2025 i Strömsunds kommun som inkom 2025-11-03 och omfattar 4,8 ha.</w:t>
       </w:r>
     </w:p>
     <w:p>
@@ -247,7 +216,35 @@
         <w:spacing w:after="240"/>
       </w:pPr>
       <w:r>
-        <w:t>Figur 1. Fyndplatser för naturvårdsarter i avverkningsanmälan (röd linje). Markörer utan svart kant är placerade på fyndplatsen. Markörer med svart kant är placerade vid sidan av fyndplatsen och har ett svart streck som visar fyndplatsens exakta position. Kartans mittpunktskoordinat är N 7130787, E 548235 i SWEREF 99 TM.</w:t>
+        <w:t>Figur 1. Fyndplatser för naturvårdsarter i avverkningsanmälan. Markörer utan svart kant är placerade på fyndplatsen. Markörer med svart kant är placerade vid sidan av fyndplatsen har ett svart streck som visar fyndplatsens exakta position. Kartans mittpunktskoordinat är N 7130787, E 548235 i SWEREF 99 TM.</w:t>
+      </w:r>
+    </w:p>
+    <w:p>
+      <w:r>
+        <w:t>I avverkningsanmälan finns fynd av 5 naturvårdsarter, varav 2 är rödlistade, 5 är typiska (T) och 3 är signalarter (S): gammelgransskål (NT, T), stjärntagging (NT, T), stuplav (S, T), trådticka (S, T) och vedticka (S, T). Se Figur 1.</w:t>
+      </w:r>
+    </w:p>
+    <w:p>
+      <w:r>
+        <w:t>Nedan presenteras relevanta utdrag ur standarderna för FSC, Chain of Custody, Controlled Wood och PEFC.</w:t>
+      </w:r>
+    </w:p>
+    <w:p>
+      <w:r>
+        <w:t>Vi förväntar oss att ni återkommer med ett skriftligt svar på vårt klagomål och även beskriver vilka korrigerande åtgärder ni satt in för att rätta till identifierade brister i er efterlevnad av den svenska FSC standarden.</w:t>
+      </w:r>
+    </w:p>
+    <w:p>
+      <w:pPr>
+        <w:pStyle w:val="Heading1"/>
+      </w:pPr>
+      <w:r>
+        <w:t>Naturvårdsarter och fridlysta arter</w:t>
+      </w:r>
+    </w:p>
+    <w:p>
+      <w:r>
+        <w:t>Nedan följer beskrivningar av de naturvårdsarter och fridlysta arter som har sina livsmiljöer och växtplatser i den avverkningsanmälda skogen. De påträffade naturvårdsarterna är ett tydligt kvitto på att det rör sig om en skog med höga naturvärden.</w:t>
       </w:r>
     </w:p>
     <w:p>
@@ -809,7 +806,7 @@
     <w:r>
       <w:tab/>
       <w:tab/>
-      <w:t>2026-06-20</w:t>
+      <w:t>2026-06-21</w:t>
       <w:br/>
       <w:br/>
     </w:r>

--- a/klagomål/A 54269-2025 FSC-klagomål.docx
+++ b/klagomål/A 54269-2025 FSC-klagomål.docx
@@ -806,7 +806,7 @@
     <w:r>
       <w:tab/>
       <w:tab/>
-      <w:t>2026-06-21</w:t>
+      <w:t>2026-06-22</w:t>
       <w:br/>
       <w:br/>
     </w:r>

--- a/klagomål/A 54269-2025 FSC-klagomål.docx
+++ b/klagomål/A 54269-2025 FSC-klagomål.docx
@@ -806,7 +806,7 @@
     <w:r>
       <w:tab/>
       <w:tab/>
-      <w:t>2026-06-22</w:t>
+      <w:t>2026-06-23</w:t>
       <w:br/>
       <w:br/>
     </w:r>

--- a/klagomål/A 54269-2025 FSC-klagomål.docx
+++ b/klagomål/A 54269-2025 FSC-klagomål.docx
@@ -806,7 +806,7 @@
     <w:r>
       <w:tab/>
       <w:tab/>
-      <w:t>2026-06-23</w:t>
+      <w:t>2026-06-24</w:t>
       <w:br/>
       <w:br/>
     </w:r>

--- a/klagomål/A 54269-2025 FSC-klagomål.docx
+++ b/klagomål/A 54269-2025 FSC-klagomål.docx
@@ -806,7 +806,7 @@
     <w:r>
       <w:tab/>
       <w:tab/>
-      <w:t>2026-06-24</w:t>
+      <w:t>2026-06-25</w:t>
       <w:br/>
       <w:br/>
     </w:r>

--- a/klagomål/A 54269-2025 FSC-klagomål.docx
+++ b/klagomål/A 54269-2025 FSC-klagomål.docx
@@ -806,7 +806,7 @@
     <w:r>
       <w:tab/>
       <w:tab/>
-      <w:t>2026-06-25</w:t>
+      <w:t>2026-06-26</w:t>
       <w:br/>
       <w:br/>
     </w:r>

--- a/klagomål/A 54269-2025 FSC-klagomål.docx
+++ b/klagomål/A 54269-2025 FSC-klagomål.docx
@@ -806,7 +806,7 @@
     <w:r>
       <w:tab/>
       <w:tab/>
-      <w:t>2026-06-26</w:t>
+      <w:t>2026-06-27</w:t>
       <w:br/>
       <w:br/>
     </w:r>

--- a/klagomål/A 54269-2025 FSC-klagomål.docx
+++ b/klagomål/A 54269-2025 FSC-klagomål.docx
@@ -806,7 +806,7 @@
     <w:r>
       <w:tab/>
       <w:tab/>
-      <w:t>2026-06-27</w:t>
+      <w:t>2026-06-28</w:t>
       <w:br/>
       <w:br/>
     </w:r>

--- a/klagomål/A 54269-2025 FSC-klagomål.docx
+++ b/klagomål/A 54269-2025 FSC-klagomål.docx
@@ -806,7 +806,7 @@
     <w:r>
       <w:tab/>
       <w:tab/>
-      <w:t>2026-06-28</w:t>
+      <w:t>2026-06-29</w:t>
       <w:br/>
       <w:br/>
     </w:r>

--- a/klagomål/A 54269-2025 FSC-klagomål.docx
+++ b/klagomål/A 54269-2025 FSC-klagomål.docx
@@ -806,7 +806,7 @@
     <w:r>
       <w:tab/>
       <w:tab/>
-      <w:t>2026-06-29</w:t>
+      <w:t>2026-06-30</w:t>
       <w:br/>
       <w:br/>
     </w:r>

--- a/klagomål/A 54269-2025 FSC-klagomål.docx
+++ b/klagomål/A 54269-2025 FSC-klagomål.docx
@@ -806,7 +806,7 @@
     <w:r>
       <w:tab/>
       <w:tab/>
-      <w:t>2026-06-30</w:t>
+      <w:t>2026-07-01</w:t>
       <w:br/>
       <w:br/>
     </w:r>

--- a/klagomål/A 54269-2025 FSC-klagomål.docx
+++ b/klagomål/A 54269-2025 FSC-klagomål.docx
@@ -806,7 +806,7 @@
     <w:r>
       <w:tab/>
       <w:tab/>
-      <w:t>2026-07-01</w:t>
+      <w:t>2026-07-02</w:t>
       <w:br/>
       <w:br/>
     </w:r>

--- a/klagomål/A 54269-2025 FSC-klagomål.docx
+++ b/klagomål/A 54269-2025 FSC-klagomål.docx
@@ -806,7 +806,7 @@
     <w:r>
       <w:tab/>
       <w:tab/>
-      <w:t>2026-07-13</w:t>
+      <w:t>2026-07-14</w:t>
       <w:br/>
       <w:br/>
     </w:r>

--- a/klagomål/A 54269-2025 FSC-klagomål.docx
+++ b/klagomål/A 54269-2025 FSC-klagomål.docx
@@ -806,7 +806,7 @@
     <w:r>
       <w:tab/>
       <w:tab/>
-      <w:t>2026-07-14</w:t>
+      <w:t>2026-07-15</w:t>
       <w:br/>
       <w:br/>
     </w:r>

--- a/klagomål/A 54269-2025 FSC-klagomål.docx
+++ b/klagomål/A 54269-2025 FSC-klagomål.docx
@@ -806,7 +806,7 @@
     <w:r>
       <w:tab/>
       <w:tab/>
-      <w:t>2026-07-15</w:t>
+      <w:t>2026-07-16</w:t>
       <w:br/>
       <w:br/>
     </w:r>

--- a/klagomål/A 54269-2025 FSC-klagomål.docx
+++ b/klagomål/A 54269-2025 FSC-klagomål.docx
@@ -806,7 +806,7 @@
     <w:r>
       <w:tab/>
       <w:tab/>
-      <w:t>2026-07-16</w:t>
+      <w:t>2026-07-17</w:t>
       <w:br/>
       <w:br/>
     </w:r>

--- a/klagomål/A 54269-2025 FSC-klagomål.docx
+++ b/klagomål/A 54269-2025 FSC-klagomål.docx
@@ -806,7 +806,7 @@
     <w:r>
       <w:tab/>
       <w:tab/>
-      <w:t>2026-07-17</w:t>
+      <w:t>2026-07-18</w:t>
       <w:br/>
       <w:br/>
     </w:r>

--- a/klagomål/A 54269-2025 FSC-klagomål.docx
+++ b/klagomål/A 54269-2025 FSC-klagomål.docx
@@ -806,7 +806,7 @@
     <w:r>
       <w:tab/>
       <w:tab/>
-      <w:t>2026-07-18</w:t>
+      <w:t>2026-07-19</w:t>
       <w:br/>
       <w:br/>
     </w:r>

--- a/klagomål/A 54269-2025 FSC-klagomål.docx
+++ b/klagomål/A 54269-2025 FSC-klagomål.docx
@@ -806,7 +806,7 @@
     <w:r>
       <w:tab/>
       <w:tab/>
-      <w:t>2026-07-19</w:t>
+      <w:t>2026-07-20</w:t>
       <w:br/>
       <w:br/>
     </w:r>

--- a/klagomål/A 54269-2025 FSC-klagomål.docx
+++ b/klagomål/A 54269-2025 FSC-klagomål.docx
@@ -806,7 +806,7 @@
     <w:r>
       <w:tab/>
       <w:tab/>
-      <w:t>2026-07-20</w:t>
+      <w:t>2026-07-21</w:t>
       <w:br/>
       <w:br/>
     </w:r>

--- a/klagomål/A 54269-2025 FSC-klagomål.docx
+++ b/klagomål/A 54269-2025 FSC-klagomål.docx
@@ -806,7 +806,7 @@
     <w:r>
       <w:tab/>
       <w:tab/>
-      <w:t>2026-07-21</w:t>
+      <w:t>2026-07-22</w:t>
       <w:br/>
       <w:br/>
     </w:r>

--- a/klagomål/A 54269-2025 FSC-klagomål.docx
+++ b/klagomål/A 54269-2025 FSC-klagomål.docx
@@ -806,7 +806,7 @@
     <w:r>
       <w:tab/>
       <w:tab/>
-      <w:t>2026-07-22</w:t>
+      <w:t>2026-07-23</w:t>
       <w:br/>
       <w:br/>
     </w:r>

--- a/klagomål/A 54269-2025 FSC-klagomål.docx
+++ b/klagomål/A 54269-2025 FSC-klagomål.docx
@@ -806,7 +806,7 @@
     <w:r>
       <w:tab/>
       <w:tab/>
-      <w:t>2026-07-23</w:t>
+      <w:t>2026-07-24</w:t>
       <w:br/>
       <w:br/>
     </w:r>

--- a/klagomål/A 54269-2025 FSC-klagomål.docx
+++ b/klagomål/A 54269-2025 FSC-klagomål.docx
@@ -806,7 +806,7 @@
     <w:r>
       <w:tab/>
       <w:tab/>
-      <w:t>2026-07-24</w:t>
+      <w:t>2026-07-25</w:t>
       <w:br/>
       <w:br/>
     </w:r>

--- a/klagomål/A 54269-2025 FSC-klagomål.docx
+++ b/klagomål/A 54269-2025 FSC-klagomål.docx
@@ -806,7 +806,7 @@
     <w:r>
       <w:tab/>
       <w:tab/>
-      <w:t>2026-07-25</w:t>
+      <w:t>2026-07-26</w:t>
       <w:br/>
       <w:br/>
     </w:r>

--- a/klagomål/A 54269-2025 FSC-klagomål.docx
+++ b/klagomål/A 54269-2025 FSC-klagomål.docx
@@ -806,7 +806,7 @@
     <w:r>
       <w:tab/>
       <w:tab/>
-      <w:t>2026-07-26</w:t>
+      <w:t>2026-07-27</w:t>
       <w:br/>
       <w:br/>
     </w:r>

--- a/klagomål/A 54269-2025 FSC-klagomål.docx
+++ b/klagomål/A 54269-2025 FSC-klagomål.docx
@@ -806,7 +806,7 @@
     <w:r>
       <w:tab/>
       <w:tab/>
-      <w:t>2026-07-27</w:t>
+      <w:t>2026-07-28</w:t>
       <w:br/>
       <w:br/>
     </w:r>

--- a/klagomål/A 54269-2025 FSC-klagomål.docx
+++ b/klagomål/A 54269-2025 FSC-klagomål.docx
@@ -806,7 +806,7 @@
     <w:r>
       <w:tab/>
       <w:tab/>
-      <w:t>2026-07-28</w:t>
+      <w:t>2026-07-29</w:t>
       <w:br/>
       <w:br/>
     </w:r>

--- a/klagomål/A 54269-2025 FSC-klagomål.docx
+++ b/klagomål/A 54269-2025 FSC-klagomål.docx
@@ -806,7 +806,7 @@
     <w:r>
       <w:tab/>
       <w:tab/>
-      <w:t>2026-07-29</w:t>
+      <w:t>2026-07-30</w:t>
       <w:br/>
       <w:br/>
     </w:r>

--- a/klagomål/A 54269-2025 FSC-klagomål.docx
+++ b/klagomål/A 54269-2025 FSC-klagomål.docx
@@ -806,7 +806,7 @@
     <w:r>
       <w:tab/>
       <w:tab/>
-      <w:t>2026-07-30</w:t>
+      <w:t>2026-07-31</w:t>
       <w:br/>
       <w:br/>
     </w:r>

--- a/klagomål/A 54269-2025 FSC-klagomål.docx
+++ b/klagomål/A 54269-2025 FSC-klagomål.docx
@@ -806,7 +806,7 @@
     <w:r>
       <w:tab/>
       <w:tab/>
-      <w:t>2026-07-31</w:t>
+      <w:t>2026-08-01</w:t>
       <w:br/>
       <w:br/>
     </w:r>

--- a/klagomål/A 54269-2025 FSC-klagomål.docx
+++ b/klagomål/A 54269-2025 FSC-klagomål.docx
@@ -806,7 +806,7 @@
     <w:r>
       <w:tab/>
       <w:tab/>
-      <w:t>2026-08-01</w:t>
+      <w:t>2026-08-02</w:t>
       <w:br/>
       <w:br/>
     </w:r>

--- a/klagomål/A 54269-2025 FSC-klagomål.docx
+++ b/klagomål/A 54269-2025 FSC-klagomål.docx
@@ -806,7 +806,7 @@
     <w:r>
       <w:tab/>
       <w:tab/>
-      <w:t>2026-08-02</w:t>
+      <w:t>2026-08-03</w:t>
       <w:br/>
       <w:br/>
     </w:r>

--- a/klagomål/A 54269-2025 FSC-klagomål.docx
+++ b/klagomål/A 54269-2025 FSC-klagomål.docx
@@ -806,7 +806,7 @@
     <w:r>
       <w:tab/>
       <w:tab/>
-      <w:t>2026-08-03</w:t>
+      <w:t>2026-08-05</w:t>
       <w:br/>
       <w:br/>
     </w:r>

--- a/klagomål/A 54269-2025 FSC-klagomål.docx
+++ b/klagomål/A 54269-2025 FSC-klagomål.docx
@@ -806,7 +806,7 @@
     <w:r>
       <w:tab/>
       <w:tab/>
-      <w:t>2026-08-05</w:t>
+      <w:t>2026-08-07</w:t>
       <w:br/>
       <w:br/>
     </w:r>

--- a/klagomål/A 54269-2025 FSC-klagomål.docx
+++ b/klagomål/A 54269-2025 FSC-klagomål.docx
@@ -806,7 +806,7 @@
     <w:r>
       <w:tab/>
       <w:tab/>
-      <w:t>2026-08-07</w:t>
+      <w:t>2026-08-08</w:t>
       <w:br/>
       <w:br/>
     </w:r>

--- a/klagomål/A 54269-2025 FSC-klagomål.docx
+++ b/klagomål/A 54269-2025 FSC-klagomål.docx
@@ -216,7 +216,7 @@
         <w:spacing w:after="240"/>
       </w:pPr>
       <w:r>
-        <w:t>Figur 1. Fyndplatser för naturvårdsarter i avverkningsanmälan. Markörer utan svart kant är placerade på fyndplatsen. Markörer med svart kant är placerade vid sidan av fyndplatsen har ett svart streck som visar fyndplatsens exakta position. Kartans mittpunktskoordinat är N 7130787, E 548235 i SWEREF 99 TM.</w:t>
+        <w:t>Figur 1. Fyndplatser för naturvårdsarter i avverkningsanmälan. Markörer utan svart kant är placerade på fyndplatsen. Markörer med svart kant är placerade vid sidan av fyndplatsen och har ett svart streck som visar fyndplatsens exakta position. Kartans mittpunktskoordinat är N 7130787, E 548235 i SWEREF 99 TM.</w:t>
       </w:r>
     </w:p>
     <w:p>
@@ -806,7 +806,7 @@
     <w:r>
       <w:tab/>
       <w:tab/>
-      <w:t>2026-08-14</w:t>
+      <w:t>2026-08-15</w:t>
       <w:br/>
       <w:br/>
     </w:r>

--- a/klagomål/A 54269-2025 FSC-klagomål.docx
+++ b/klagomål/A 54269-2025 FSC-klagomål.docx
@@ -806,7 +806,7 @@
     <w:r>
       <w:tab/>
       <w:tab/>
-      <w:t>2026-08-15</w:t>
+      <w:t>2026-08-16</w:t>
       <w:br/>
       <w:br/>
     </w:r>

--- a/klagomål/A 54269-2025 FSC-klagomål.docx
+++ b/klagomål/A 54269-2025 FSC-klagomål.docx
@@ -806,7 +806,7 @@
     <w:r>
       <w:tab/>
       <w:tab/>
-      <w:t>2026-08-16</w:t>
+      <w:t>2026-08-17</w:t>
       <w:br/>
       <w:br/>
     </w:r>

--- a/klagomål/A 54269-2025 FSC-klagomål.docx
+++ b/klagomål/A 54269-2025 FSC-klagomål.docx
@@ -806,7 +806,7 @@
     <w:r>
       <w:tab/>
       <w:tab/>
-      <w:t>2026-08-17</w:t>
+      <w:t>2026-08-18</w:t>
       <w:br/>
       <w:br/>
     </w:r>

--- a/klagomål/A 54269-2025 FSC-klagomål.docx
+++ b/klagomål/A 54269-2025 FSC-klagomål.docx
@@ -806,7 +806,7 @@
     <w:r>
       <w:tab/>
       <w:tab/>
-      <w:t>2026-08-18</w:t>
+      <w:t>2026-08-19</w:t>
       <w:br/>
       <w:br/>
     </w:r>

--- a/klagomål/A 54269-2025 FSC-klagomål.docx
+++ b/klagomål/A 54269-2025 FSC-klagomål.docx
@@ -806,7 +806,7 @@
     <w:r>
       <w:tab/>
       <w:tab/>
-      <w:t>2026-08-19</w:t>
+      <w:t>2026-08-20</w:t>
       <w:br/>
       <w:br/>
     </w:r>

--- a/klagomål/A 54269-2025 FSC-klagomål.docx
+++ b/klagomål/A 54269-2025 FSC-klagomål.docx
@@ -806,7 +806,7 @@
     <w:r>
       <w:tab/>
       <w:tab/>
-      <w:t>2026-08-20</w:t>
+      <w:t>2026-08-21</w:t>
       <w:br/>
       <w:br/>
     </w:r>

--- a/klagomål/A 54269-2025 FSC-klagomål.docx
+++ b/klagomål/A 54269-2025 FSC-klagomål.docx
@@ -806,7 +806,7 @@
     <w:r>
       <w:tab/>
       <w:tab/>
-      <w:t>2026-08-21</w:t>
+      <w:t>2026-08-22</w:t>
       <w:br/>
       <w:br/>
     </w:r>

--- a/klagomål/A 54269-2025 FSC-klagomål.docx
+++ b/klagomål/A 54269-2025 FSC-klagomål.docx
@@ -806,7 +806,7 @@
     <w:r>
       <w:tab/>
       <w:tab/>
-      <w:t>2026-08-22</w:t>
+      <w:t>2026-08-23</w:t>
       <w:br/>
       <w:br/>
     </w:r>

--- a/klagomål/A 54269-2025 FSC-klagomål.docx
+++ b/klagomål/A 54269-2025 FSC-klagomål.docx
@@ -806,7 +806,7 @@
     <w:r>
       <w:tab/>
       <w:tab/>
-      <w:t>2026-08-23</w:t>
+      <w:t>2026-08-24</w:t>
       <w:br/>
       <w:br/>
     </w:r>

--- a/klagomål/A 54269-2025 FSC-klagomål.docx
+++ b/klagomål/A 54269-2025 FSC-klagomål.docx
@@ -806,7 +806,7 @@
     <w:r>
       <w:tab/>
       <w:tab/>
-      <w:t>2026-08-24</w:t>
+      <w:t>2026-08-25</w:t>
       <w:br/>
       <w:br/>
     </w:r>

--- a/klagomål/A 54269-2025 FSC-klagomål.docx
+++ b/klagomål/A 54269-2025 FSC-klagomål.docx
@@ -806,7 +806,7 @@
     <w:r>
       <w:tab/>
       <w:tab/>
-      <w:t>2026-08-25</w:t>
+      <w:t>2026-08-26</w:t>
       <w:br/>
       <w:br/>
     </w:r>

--- a/klagomål/A 54269-2025 FSC-klagomål.docx
+++ b/klagomål/A 54269-2025 FSC-klagomål.docx
@@ -806,7 +806,7 @@
     <w:r>
       <w:tab/>
       <w:tab/>
-      <w:t>2026-08-26</w:t>
+      <w:t>2026-08-27</w:t>
       <w:br/>
       <w:br/>
     </w:r>

--- a/klagomål/A 54269-2025 FSC-klagomål.docx
+++ b/klagomål/A 54269-2025 FSC-klagomål.docx
@@ -806,7 +806,7 @@
     <w:r>
       <w:tab/>
       <w:tab/>
-      <w:t>2026-08-27</w:t>
+      <w:t>2026-08-28</w:t>
       <w:br/>
       <w:br/>
     </w:r>

--- a/klagomål/A 54269-2025 FSC-klagomål.docx
+++ b/klagomål/A 54269-2025 FSC-klagomål.docx
@@ -806,7 +806,7 @@
     <w:r>
       <w:tab/>
       <w:tab/>
-      <w:t>2026-08-28</w:t>
+      <w:t>2026-08-29</w:t>
       <w:br/>
       <w:br/>
     </w:r>

--- a/klagomål/A 54269-2025 FSC-klagomål.docx
+++ b/klagomål/A 54269-2025 FSC-klagomål.docx
@@ -806,7 +806,7 @@
     <w:r>
       <w:tab/>
       <w:tab/>
-      <w:t>2026-08-29</w:t>
+      <w:t>2026-08-31</w:t>
       <w:br/>
       <w:br/>
     </w:r>

--- a/klagomål/A 54269-2025 FSC-klagomål.docx
+++ b/klagomål/A 54269-2025 FSC-klagomål.docx
@@ -806,7 +806,7 @@
     <w:r>
       <w:tab/>
       <w:tab/>
-      <w:t>2026-08-31</w:t>
+      <w:t>2026-09-01</w:t>
       <w:br/>
       <w:br/>
     </w:r>

--- a/klagomål/A 54269-2025 FSC-klagomål.docx
+++ b/klagomål/A 54269-2025 FSC-klagomål.docx
@@ -806,7 +806,7 @@
     <w:r>
       <w:tab/>
       <w:tab/>
-      <w:t>2026-09-01</w:t>
+      <w:t>2026-09-02</w:t>
       <w:br/>
       <w:br/>
     </w:r>

--- a/klagomål/A 54269-2025 FSC-klagomål.docx
+++ b/klagomål/A 54269-2025 FSC-klagomål.docx
@@ -806,7 +806,7 @@
     <w:r>
       <w:tab/>
       <w:tab/>
-      <w:t>2026-09-02</w:t>
+      <w:t>2026-09-03</w:t>
       <w:br/>
       <w:br/>
     </w:r>

--- a/klagomål/A 54269-2025 FSC-klagomål.docx
+++ b/klagomål/A 54269-2025 FSC-klagomål.docx
@@ -806,7 +806,7 @@
     <w:r>
       <w:tab/>
       <w:tab/>
-      <w:t>2026-09-03</w:t>
+      <w:t>2026-09-04</w:t>
       <w:br/>
       <w:br/>
     </w:r>

--- a/klagomål/A 54269-2025 FSC-klagomål.docx
+++ b/klagomål/A 54269-2025 FSC-klagomål.docx
@@ -806,7 +806,7 @@
     <w:r>
       <w:tab/>
       <w:tab/>
-      <w:t>2026-09-04</w:t>
+      <w:t>2026-09-05</w:t>
       <w:br/>
       <w:br/>
     </w:r>

--- a/klagomål/A 54269-2025 FSC-klagomål.docx
+++ b/klagomål/A 54269-2025 FSC-klagomål.docx
@@ -806,7 +806,7 @@
     <w:r>
       <w:tab/>
       <w:tab/>
-      <w:t>2026-09-05</w:t>
+      <w:t>2026-09-06</w:t>
       <w:br/>
       <w:br/>
     </w:r>

--- a/klagomål/A 54269-2025 FSC-klagomål.docx
+++ b/klagomål/A 54269-2025 FSC-klagomål.docx
@@ -806,7 +806,7 @@
     <w:r>
       <w:tab/>
       <w:tab/>
-      <w:t>2026-09-06</w:t>
+      <w:t>2026-09-07</w:t>
       <w:br/>
       <w:br/>
     </w:r>

--- a/klagomål/A 54269-2025 FSC-klagomål.docx
+++ b/klagomål/A 54269-2025 FSC-klagomål.docx
@@ -806,7 +806,7 @@
     <w:r>
       <w:tab/>
       <w:tab/>
-      <w:t>2026-09-07</w:t>
+      <w:t>2026-09-08</w:t>
       <w:br/>
       <w:br/>
     </w:r>

--- a/klagomål/A 54269-2025 FSC-klagomål.docx
+++ b/klagomål/A 54269-2025 FSC-klagomål.docx
@@ -806,7 +806,7 @@
     <w:r>
       <w:tab/>
       <w:tab/>
-      <w:t>2026-09-08</w:t>
+      <w:t>2026-09-09</w:t>
       <w:br/>
       <w:br/>
     </w:r>

--- a/klagomål/A 54269-2025 FSC-klagomål.docx
+++ b/klagomål/A 54269-2025 FSC-klagomål.docx
@@ -806,7 +806,7 @@
     <w:r>
       <w:tab/>
       <w:tab/>
-      <w:t>2026-09-09</w:t>
+      <w:t>2026-09-10</w:t>
       <w:br/>
       <w:br/>
     </w:r>

--- a/klagomål/A 54269-2025 FSC-klagomål.docx
+++ b/klagomål/A 54269-2025 FSC-klagomål.docx
@@ -806,7 +806,7 @@
     <w:r>
       <w:tab/>
       <w:tab/>
-      <w:t>2026-09-10</w:t>
+      <w:t>2026-09-11</w:t>
       <w:br/>
       <w:br/>
     </w:r>

--- a/klagomål/A 54269-2025 FSC-klagomål.docx
+++ b/klagomål/A 54269-2025 FSC-klagomål.docx
@@ -806,7 +806,7 @@
     <w:r>
       <w:tab/>
       <w:tab/>
-      <w:t>2026-09-11</w:t>
+      <w:t>2026-09-12</w:t>
       <w:br/>
       <w:br/>
     </w:r>
